--- a/LAB4/DevOps_4.docx
+++ b/LAB4/DevOps_4.docx
@@ -177,18 +177,6 @@
         <w:jc w:val="both"/>
         <w:rPr>
           <w:rFonts w:ascii="Times New Roman" w:hAnsi="Times New Roman" w:cs="Times New Roman"/>
-          <w:sz w:val="28"/>
-          <w:szCs w:val="28"/>
-        </w:rPr>
-      </w:pPr>
-    </w:p>
-    <w:p>
-      <w:pPr>
-        <w:spacing w:after="0" w:line="276" w:lineRule="auto"/>
-        <w:ind w:firstLine="709"/>
-        <w:jc w:val="both"/>
-        <w:rPr>
-          <w:rFonts w:ascii="Times New Roman" w:hAnsi="Times New Roman" w:cs="Times New Roman"/>
           <w:b/>
           <w:bCs/>
           <w:sz w:val="28"/>
@@ -203,6 +191,26 @@
         <w:jc w:val="both"/>
         <w:rPr>
           <w:rFonts w:ascii="Times New Roman" w:hAnsi="Times New Roman" w:cs="Times New Roman"/>
+          <w:sz w:val="28"/>
+          <w:szCs w:val="28"/>
+        </w:rPr>
+      </w:pPr>
+      <w:r>
+        <w:rPr>
+          <w:rFonts w:ascii="Times New Roman" w:hAnsi="Times New Roman" w:cs="Times New Roman"/>
+          <w:sz w:val="28"/>
+          <w:szCs w:val="28"/>
+        </w:rPr>
+        <w:t>Переходим в папку с проектом</w:t>
+      </w:r>
+    </w:p>
+    <w:p>
+      <w:pPr>
+        <w:spacing w:after="0" w:line="276" w:lineRule="auto"/>
+        <w:ind w:firstLine="709"/>
+        <w:jc w:val="both"/>
+        <w:rPr>
+          <w:rFonts w:ascii="Times New Roman" w:hAnsi="Times New Roman" w:cs="Times New Roman"/>
           <w:b/>
           <w:bCs/>
           <w:sz w:val="28"/>
@@ -214,314 +222,7 @@
           <w:rFonts w:ascii="Times New Roman" w:hAnsi="Times New Roman" w:cs="Times New Roman"/>
           <w:b/>
           <w:bCs/>
-          <w:sz w:val="28"/>
-          <w:szCs w:val="28"/>
-        </w:rPr>
-        <w:t xml:space="preserve">Создать </w:t>
-      </w:r>
-      <w:proofErr w:type="spellStart"/>
-      <w:r>
-        <w:rPr>
-          <w:rFonts w:ascii="Times New Roman" w:hAnsi="Times New Roman" w:cs="Times New Roman"/>
-          <w:b/>
-          <w:bCs/>
-          <w:sz w:val="28"/>
-          <w:szCs w:val="28"/>
-        </w:rPr>
-        <w:t>Dockerfile</w:t>
-      </w:r>
-      <w:proofErr w:type="spellEnd"/>
-      <w:r>
-        <w:rPr>
-          <w:rFonts w:ascii="Times New Roman" w:hAnsi="Times New Roman" w:cs="Times New Roman"/>
-          <w:b/>
-          <w:bCs/>
-          <w:sz w:val="28"/>
-          <w:szCs w:val="28"/>
-        </w:rPr>
-        <w:t xml:space="preserve"> для </w:t>
-      </w:r>
-      <w:proofErr w:type="spellStart"/>
-      <w:r>
-        <w:rPr>
-          <w:rFonts w:ascii="Times New Roman" w:hAnsi="Times New Roman" w:cs="Times New Roman"/>
-          <w:b/>
-          <w:bCs/>
-          <w:sz w:val="28"/>
-          <w:szCs w:val="28"/>
-        </w:rPr>
-        <w:t>Django</w:t>
-      </w:r>
-      <w:proofErr w:type="spellEnd"/>
-      <w:r>
-        <w:rPr>
-          <w:rFonts w:ascii="Times New Roman" w:hAnsi="Times New Roman" w:cs="Times New Roman"/>
-          <w:b/>
-          <w:bCs/>
-          <w:sz w:val="28"/>
-          <w:szCs w:val="28"/>
-        </w:rPr>
-        <w:t>-приложения.</w:t>
-      </w:r>
-    </w:p>
-    <w:p>
-      <w:pPr>
-        <w:spacing w:after="0" w:line="276" w:lineRule="auto"/>
-        <w:ind w:firstLine="709"/>
-        <w:jc w:val="both"/>
-        <w:rPr>
-          <w:rFonts w:ascii="Times New Roman" w:hAnsi="Times New Roman" w:cs="Times New Roman"/>
-          <w:b/>
-          <w:bCs/>
-          <w:sz w:val="28"/>
-          <w:szCs w:val="28"/>
-        </w:rPr>
-      </w:pPr>
-      <w:r>
-        <w:rPr>
-          <w:rFonts w:ascii="Times New Roman" w:hAnsi="Times New Roman" w:cs="Times New Roman"/>
-          <w:b/>
-          <w:bCs/>
-          <w:sz w:val="28"/>
-          <w:szCs w:val="28"/>
-        </w:rPr>
-        <w:t xml:space="preserve">Создать </w:t>
-      </w:r>
-      <w:proofErr w:type="spellStart"/>
-      <w:r>
-        <w:rPr>
-          <w:rFonts w:ascii="Times New Roman" w:hAnsi="Times New Roman" w:cs="Times New Roman"/>
-          <w:b/>
-          <w:bCs/>
-          <w:sz w:val="28"/>
-          <w:szCs w:val="28"/>
-        </w:rPr>
-        <w:t>docker-compose.yml</w:t>
-      </w:r>
-      <w:proofErr w:type="spellEnd"/>
-      <w:r>
-        <w:rPr>
-          <w:rFonts w:ascii="Times New Roman" w:hAnsi="Times New Roman" w:cs="Times New Roman"/>
-          <w:b/>
-          <w:bCs/>
-          <w:sz w:val="28"/>
-          <w:szCs w:val="28"/>
-        </w:rPr>
-        <w:t xml:space="preserve"> (приложение + </w:t>
-      </w:r>
-      <w:proofErr w:type="spellStart"/>
-      <w:r>
-        <w:rPr>
-          <w:rFonts w:ascii="Times New Roman" w:hAnsi="Times New Roman" w:cs="Times New Roman"/>
-          <w:b/>
-          <w:bCs/>
-          <w:sz w:val="28"/>
-          <w:szCs w:val="28"/>
-        </w:rPr>
-        <w:t>PostgreSQL</w:t>
-      </w:r>
-      <w:proofErr w:type="spellEnd"/>
-      <w:r>
-        <w:rPr>
-          <w:rFonts w:ascii="Times New Roman" w:hAnsi="Times New Roman" w:cs="Times New Roman"/>
-          <w:b/>
-          <w:bCs/>
-          <w:sz w:val="28"/>
-          <w:szCs w:val="28"/>
-        </w:rPr>
-        <w:t>).</w:t>
-      </w:r>
-    </w:p>
-    <w:p>
-      <w:pPr>
-        <w:spacing w:after="0" w:line="276" w:lineRule="auto"/>
-        <w:ind w:firstLine="709"/>
-        <w:jc w:val="both"/>
-        <w:rPr>
-          <w:rFonts w:ascii="Times New Roman" w:hAnsi="Times New Roman" w:cs="Times New Roman"/>
-          <w:b/>
-          <w:bCs/>
-          <w:sz w:val="28"/>
-          <w:szCs w:val="28"/>
-        </w:rPr>
-      </w:pPr>
-      <w:r>
-        <w:rPr>
-          <w:rFonts w:ascii="Times New Roman" w:hAnsi="Times New Roman" w:cs="Times New Roman"/>
-          <w:b/>
-          <w:bCs/>
-          <w:sz w:val="28"/>
-          <w:szCs w:val="28"/>
-        </w:rPr>
-        <w:t>Собрать образ, запустить контейнер, проверить.</w:t>
-      </w:r>
-    </w:p>
-    <w:p>
-      <w:pPr>
-        <w:spacing w:after="0" w:line="276" w:lineRule="auto"/>
-        <w:ind w:firstLine="709"/>
-        <w:jc w:val="both"/>
-        <w:rPr>
-          <w:rFonts w:ascii="Times New Roman" w:hAnsi="Times New Roman" w:cs="Times New Roman"/>
-          <w:b/>
-          <w:bCs/>
-          <w:sz w:val="28"/>
-          <w:szCs w:val="28"/>
-        </w:rPr>
-      </w:pPr>
-      <w:r>
-        <w:rPr>
-          <w:rFonts w:ascii="Times New Roman" w:hAnsi="Times New Roman" w:cs="Times New Roman"/>
-          <w:b/>
-          <w:bCs/>
-          <w:sz w:val="28"/>
-          <w:szCs w:val="28"/>
-        </w:rPr>
-        <w:t xml:space="preserve">Загрузить образ на </w:t>
-      </w:r>
-      <w:proofErr w:type="spellStart"/>
-      <w:r>
-        <w:rPr>
-          <w:rFonts w:ascii="Times New Roman" w:hAnsi="Times New Roman" w:cs="Times New Roman"/>
-          <w:b/>
-          <w:bCs/>
-          <w:sz w:val="28"/>
-          <w:szCs w:val="28"/>
-        </w:rPr>
-        <w:t>Docker</w:t>
-      </w:r>
-      <w:proofErr w:type="spellEnd"/>
-      <w:r>
-        <w:rPr>
-          <w:rFonts w:ascii="Times New Roman" w:hAnsi="Times New Roman" w:cs="Times New Roman"/>
-          <w:b/>
-          <w:bCs/>
-          <w:sz w:val="28"/>
-          <w:szCs w:val="28"/>
-        </w:rPr>
-        <w:t xml:space="preserve"> </w:t>
-      </w:r>
-      <w:proofErr w:type="spellStart"/>
-      <w:r>
-        <w:rPr>
-          <w:rFonts w:ascii="Times New Roman" w:hAnsi="Times New Roman" w:cs="Times New Roman"/>
-          <w:b/>
-          <w:bCs/>
-          <w:sz w:val="28"/>
-          <w:szCs w:val="28"/>
-        </w:rPr>
-        <w:t>Hub</w:t>
-      </w:r>
-      <w:proofErr w:type="spellEnd"/>
-      <w:r>
-        <w:rPr>
-          <w:rFonts w:ascii="Times New Roman" w:hAnsi="Times New Roman" w:cs="Times New Roman"/>
-          <w:b/>
-          <w:bCs/>
-          <w:sz w:val="28"/>
-          <w:szCs w:val="28"/>
-        </w:rPr>
-        <w:t>.</w:t>
-      </w:r>
-    </w:p>
-    <w:p>
-      <w:pPr>
-        <w:spacing w:after="0" w:line="276" w:lineRule="auto"/>
-        <w:ind w:firstLine="709"/>
-        <w:jc w:val="both"/>
-        <w:rPr>
-          <w:rFonts w:ascii="Times New Roman" w:hAnsi="Times New Roman" w:cs="Times New Roman"/>
-          <w:b/>
-          <w:bCs/>
-          <w:sz w:val="28"/>
-          <w:szCs w:val="28"/>
-        </w:rPr>
-      </w:pPr>
-      <w:r>
-        <w:rPr>
-          <w:rFonts w:ascii="Times New Roman" w:hAnsi="Times New Roman" w:cs="Times New Roman"/>
-          <w:b/>
-          <w:bCs/>
-          <w:sz w:val="28"/>
-          <w:szCs w:val="28"/>
-        </w:rPr>
-        <w:t xml:space="preserve">Создать в репозитории LABS папку LAB4 с отчётом и </w:t>
-      </w:r>
-      <w:proofErr w:type="spellStart"/>
-      <w:r>
-        <w:rPr>
-          <w:rFonts w:ascii="Times New Roman" w:hAnsi="Times New Roman" w:cs="Times New Roman"/>
-          <w:b/>
-          <w:bCs/>
-          <w:sz w:val="28"/>
-          <w:szCs w:val="28"/>
-        </w:rPr>
-        <w:t>docker-compose.yml</w:t>
-      </w:r>
-      <w:proofErr w:type="spellEnd"/>
-      <w:r>
-        <w:rPr>
-          <w:rFonts w:ascii="Times New Roman" w:hAnsi="Times New Roman" w:cs="Times New Roman"/>
-          <w:b/>
-          <w:bCs/>
-          <w:sz w:val="28"/>
-          <w:szCs w:val="28"/>
-        </w:rPr>
-        <w:t>.</w:t>
-      </w:r>
-    </w:p>
-    <w:p>
-      <w:pPr>
-        <w:spacing w:after="0" w:line="276" w:lineRule="auto"/>
-        <w:ind w:firstLine="709"/>
-        <w:jc w:val="both"/>
-        <w:rPr>
-          <w:rFonts w:ascii="Times New Roman" w:hAnsi="Times New Roman" w:cs="Times New Roman"/>
-          <w:b/>
-          <w:bCs/>
-          <w:sz w:val="28"/>
-          <w:szCs w:val="28"/>
-        </w:rPr>
-      </w:pPr>
-    </w:p>
-    <w:p>
-      <w:pPr>
-        <w:spacing w:after="0" w:line="276" w:lineRule="auto"/>
-        <w:ind w:firstLine="709"/>
-        <w:jc w:val="both"/>
-        <w:rPr>
-          <w:rFonts w:ascii="Times New Roman" w:hAnsi="Times New Roman" w:cs="Times New Roman"/>
-          <w:sz w:val="28"/>
-          <w:szCs w:val="28"/>
-        </w:rPr>
-      </w:pPr>
-      <w:r>
-        <w:rPr>
-          <w:rFonts w:ascii="Times New Roman" w:hAnsi="Times New Roman" w:cs="Times New Roman"/>
-          <w:sz w:val="28"/>
-          <w:szCs w:val="28"/>
-        </w:rPr>
-        <w:t>Переходим в папку с проектом</w:t>
-      </w:r>
-    </w:p>
-    <w:p>
-      <w:pPr>
-        <w:spacing w:after="0" w:line="276" w:lineRule="auto"/>
-        <w:ind w:firstLine="709"/>
-        <w:jc w:val="both"/>
-        <w:rPr>
-          <w:rFonts w:ascii="Times New Roman" w:hAnsi="Times New Roman" w:cs="Times New Roman"/>
-          <w:b/>
-          <w:bCs/>
-          <w:sz w:val="28"/>
-          <w:szCs w:val="28"/>
-        </w:rPr>
-      </w:pPr>
-      <w:r>
-        <w:rPr>
-          <w:rFonts w:ascii="Times New Roman" w:hAnsi="Times New Roman" w:cs="Times New Roman"/>
-          <w:b/>
-          <w:bCs/>
+          <w:noProof/>
           <w:sz w:val="28"/>
           <w:szCs w:val="28"/>
         </w:rPr>
@@ -608,6 +309,7 @@
       <w:r>
         <w:rPr>
           <w:rFonts w:ascii="Times New Roman" w:hAnsi="Times New Roman" w:cs="Times New Roman"/>
+          <w:noProof/>
           <w:sz w:val="28"/>
           <w:szCs w:val="28"/>
         </w:rPr>
@@ -663,6 +365,7 @@
       <w:r>
         <w:rPr>
           <w:rFonts w:ascii="Times New Roman" w:hAnsi="Times New Roman" w:cs="Times New Roman"/>
+          <w:noProof/>
           <w:sz w:val="28"/>
           <w:szCs w:val="28"/>
         </w:rPr>
@@ -767,10 +470,10 @@
       <w:r>
         <w:rPr>
           <w:rFonts w:ascii="Times New Roman" w:hAnsi="Times New Roman" w:cs="Times New Roman"/>
-          <w:sz w:val="28"/>
-          <w:szCs w:val="28"/>
-        </w:rPr>
-        <w:lastRenderedPageBreak/>
+          <w:noProof/>
+          <w:sz w:val="28"/>
+          <w:szCs w:val="28"/>
+        </w:rPr>
         <w:drawing>
           <wp:inline distT="0" distB="0" distL="0" distR="0" wp14:anchorId="0A49B89C" wp14:editId="12C2648A">
             <wp:extent cx="1400175" cy="2247900"/>
@@ -826,12 +529,37 @@
           <w:szCs w:val="28"/>
         </w:rPr>
       </w:pPr>
-      <w:r>
-        <w:rPr>
-          <w:rFonts w:ascii="Times New Roman" w:hAnsi="Times New Roman" w:cs="Times New Roman"/>
-          <w:sz w:val="28"/>
-          <w:szCs w:val="28"/>
-        </w:rPr>
+    </w:p>
+    <w:p>
+      <w:pPr>
+        <w:spacing w:after="0" w:line="276" w:lineRule="auto"/>
+        <w:ind w:firstLine="709"/>
+        <w:jc w:val="both"/>
+        <w:rPr>
+          <w:rFonts w:ascii="Times New Roman" w:hAnsi="Times New Roman" w:cs="Times New Roman"/>
+          <w:sz w:val="28"/>
+          <w:szCs w:val="28"/>
+        </w:rPr>
+      </w:pPr>
+    </w:p>
+    <w:p>
+      <w:pPr>
+        <w:spacing w:after="0" w:line="276" w:lineRule="auto"/>
+        <w:ind w:firstLine="709"/>
+        <w:jc w:val="both"/>
+        <w:rPr>
+          <w:rFonts w:ascii="Times New Roman" w:hAnsi="Times New Roman" w:cs="Times New Roman"/>
+          <w:sz w:val="28"/>
+          <w:szCs w:val="28"/>
+        </w:rPr>
+      </w:pPr>
+      <w:r>
+        <w:rPr>
+          <w:rFonts w:ascii="Times New Roman" w:hAnsi="Times New Roman" w:cs="Times New Roman"/>
+          <w:sz w:val="28"/>
+          <w:szCs w:val="28"/>
+        </w:rPr>
+        <w:lastRenderedPageBreak/>
         <w:t xml:space="preserve">Настраиваем </w:t>
       </w:r>
       <w:r>
@@ -885,6 +613,7 @@
       <w:r>
         <w:rPr>
           <w:rFonts w:ascii="Times New Roman" w:hAnsi="Times New Roman" w:cs="Times New Roman"/>
+          <w:noProof/>
           <w:sz w:val="28"/>
           <w:szCs w:val="28"/>
         </w:rPr>
@@ -939,6 +668,7 @@
       <w:r>
         <w:rPr>
           <w:rFonts w:ascii="Times New Roman" w:hAnsi="Times New Roman" w:cs="Times New Roman"/>
+          <w:noProof/>
           <w:sz w:val="28"/>
           <w:szCs w:val="28"/>
         </w:rPr>
@@ -1035,6 +765,7 @@
       <w:r>
         <w:rPr>
           <w:rFonts w:ascii="Times New Roman" w:hAnsi="Times New Roman" w:cs="Times New Roman"/>
+          <w:noProof/>
           <w:sz w:val="28"/>
           <w:szCs w:val="28"/>
           <w:lang w:val="en-US"/>
@@ -1091,14 +822,14 @@
       <w:r>
         <w:rPr>
           <w:rFonts w:ascii="Times New Roman" w:hAnsi="Times New Roman" w:cs="Times New Roman"/>
-          <w:sz w:val="28"/>
-          <w:szCs w:val="28"/>
-          <w:lang w:val="en-US"/>
-        </w:rPr>
-        <w:lastRenderedPageBreak/>
+          <w:noProof/>
+          <w:sz w:val="28"/>
+          <w:szCs w:val="28"/>
+          <w:lang w:val="en-US"/>
+        </w:rPr>
         <w:drawing>
-          <wp:inline distT="0" distB="0" distL="0" distR="0" wp14:anchorId="75BE1F7C" wp14:editId="19CACF1C">
-            <wp:extent cx="2705478" cy="5430008"/>
+          <wp:inline distT="0" distB="0" distL="0" distR="0" wp14:anchorId="75BE1F7C" wp14:editId="0F974E8B">
+            <wp:extent cx="2135606" cy="4286250"/>
             <wp:effectExtent l="0" t="0" r="0" b="0"/>
             <wp:docPr id="12" name="Рисунок 12"/>
             <wp:cNvGraphicFramePr>
@@ -1120,7 +851,7 @@
                   <pic:spPr>
                     <a:xfrm>
                       <a:off x="0" y="0"/>
-                      <a:ext cx="2705478" cy="5430008"/>
+                      <a:ext cx="2139663" cy="4294393"/>
                     </a:xfrm>
                     <a:prstGeom prst="rect">
                       <a:avLst/>
@@ -1145,13 +876,66 @@
           <w:lang w:val="en-US"/>
         </w:rPr>
       </w:pPr>
-      <w:r>
-        <w:rPr>
-          <w:rFonts w:ascii="Times New Roman" w:hAnsi="Times New Roman" w:cs="Times New Roman"/>
-          <w:sz w:val="28"/>
-          <w:szCs w:val="28"/>
-          <w:lang w:val="en-US"/>
-        </w:rPr>
+    </w:p>
+    <w:p>
+      <w:pPr>
+        <w:spacing w:after="0" w:line="276" w:lineRule="auto"/>
+        <w:ind w:firstLine="709"/>
+        <w:jc w:val="both"/>
+        <w:rPr>
+          <w:rFonts w:ascii="Times New Roman" w:hAnsi="Times New Roman" w:cs="Times New Roman"/>
+          <w:sz w:val="28"/>
+          <w:szCs w:val="28"/>
+          <w:lang w:val="en-US"/>
+        </w:rPr>
+      </w:pPr>
+    </w:p>
+    <w:p>
+      <w:pPr>
+        <w:spacing w:after="0" w:line="276" w:lineRule="auto"/>
+        <w:ind w:firstLine="709"/>
+        <w:jc w:val="both"/>
+        <w:rPr>
+          <w:rFonts w:ascii="Times New Roman" w:hAnsi="Times New Roman" w:cs="Times New Roman"/>
+          <w:sz w:val="28"/>
+          <w:szCs w:val="28"/>
+          <w:lang w:val="en-US"/>
+        </w:rPr>
+      </w:pPr>
+    </w:p>
+    <w:p>
+      <w:pPr>
+        <w:spacing w:after="0" w:line="276" w:lineRule="auto"/>
+        <w:ind w:firstLine="709"/>
+        <w:jc w:val="both"/>
+        <w:rPr>
+          <w:rFonts w:ascii="Times New Roman" w:hAnsi="Times New Roman" w:cs="Times New Roman"/>
+          <w:sz w:val="28"/>
+          <w:szCs w:val="28"/>
+          <w:lang w:val="en-US"/>
+        </w:rPr>
+      </w:pPr>
+    </w:p>
+    <w:p>
+      <w:pPr>
+        <w:spacing w:after="0" w:line="276" w:lineRule="auto"/>
+        <w:ind w:firstLine="709"/>
+        <w:jc w:val="both"/>
+        <w:rPr>
+          <w:rFonts w:ascii="Times New Roman" w:hAnsi="Times New Roman" w:cs="Times New Roman"/>
+          <w:sz w:val="28"/>
+          <w:szCs w:val="28"/>
+          <w:lang w:val="en-US"/>
+        </w:rPr>
+      </w:pPr>
+      <w:r>
+        <w:rPr>
+          <w:rFonts w:ascii="Times New Roman" w:hAnsi="Times New Roman" w:cs="Times New Roman"/>
+          <w:sz w:val="28"/>
+          <w:szCs w:val="28"/>
+          <w:lang w:val="en-US"/>
+        </w:rPr>
+        <w:lastRenderedPageBreak/>
         <w:t>r</w:t>
       </w:r>
       <w:r>
@@ -1187,6 +971,7 @@
       <w:r>
         <w:rPr>
           <w:rFonts w:ascii="Times New Roman" w:hAnsi="Times New Roman" w:cs="Times New Roman"/>
+          <w:noProof/>
           <w:sz w:val="28"/>
           <w:szCs w:val="28"/>
         </w:rPr>
@@ -1266,11 +1051,11 @@
           <w:rFonts w:ascii="Times New Roman" w:hAnsi="Times New Roman" w:cs="Times New Roman"/>
           <w:b/>
           <w:bCs/>
-          <w:sz w:val="28"/>
-          <w:szCs w:val="28"/>
-          <w:lang w:val="en-US"/>
-        </w:rPr>
-        <w:lastRenderedPageBreak/>
+          <w:noProof/>
+          <w:sz w:val="28"/>
+          <w:szCs w:val="28"/>
+          <w:lang w:val="en-US"/>
+        </w:rPr>
         <w:drawing>
           <wp:inline distT="0" distB="0" distL="0" distR="0" wp14:anchorId="06A4104C" wp14:editId="0AF65D31">
             <wp:extent cx="5940425" cy="6135370"/>
@@ -1319,12 +1104,97 @@
           <w:szCs w:val="28"/>
         </w:rPr>
       </w:pPr>
-      <w:r>
-        <w:rPr>
-          <w:rFonts w:ascii="Times New Roman" w:hAnsi="Times New Roman" w:cs="Times New Roman"/>
-          <w:sz w:val="28"/>
-          <w:szCs w:val="28"/>
-        </w:rPr>
+    </w:p>
+    <w:p>
+      <w:pPr>
+        <w:spacing w:after="0" w:line="276" w:lineRule="auto"/>
+        <w:ind w:firstLine="709"/>
+        <w:jc w:val="both"/>
+        <w:rPr>
+          <w:rFonts w:ascii="Times New Roman" w:hAnsi="Times New Roman" w:cs="Times New Roman"/>
+          <w:sz w:val="28"/>
+          <w:szCs w:val="28"/>
+        </w:rPr>
+      </w:pPr>
+    </w:p>
+    <w:p>
+      <w:pPr>
+        <w:spacing w:after="0" w:line="276" w:lineRule="auto"/>
+        <w:ind w:firstLine="709"/>
+        <w:jc w:val="both"/>
+        <w:rPr>
+          <w:rFonts w:ascii="Times New Roman" w:hAnsi="Times New Roman" w:cs="Times New Roman"/>
+          <w:sz w:val="28"/>
+          <w:szCs w:val="28"/>
+        </w:rPr>
+      </w:pPr>
+    </w:p>
+    <w:p>
+      <w:pPr>
+        <w:spacing w:after="0" w:line="276" w:lineRule="auto"/>
+        <w:ind w:firstLine="709"/>
+        <w:jc w:val="both"/>
+        <w:rPr>
+          <w:rFonts w:ascii="Times New Roman" w:hAnsi="Times New Roman" w:cs="Times New Roman"/>
+          <w:sz w:val="28"/>
+          <w:szCs w:val="28"/>
+        </w:rPr>
+      </w:pPr>
+    </w:p>
+    <w:p>
+      <w:pPr>
+        <w:spacing w:after="0" w:line="276" w:lineRule="auto"/>
+        <w:ind w:firstLine="709"/>
+        <w:jc w:val="both"/>
+        <w:rPr>
+          <w:rFonts w:ascii="Times New Roman" w:hAnsi="Times New Roman" w:cs="Times New Roman"/>
+          <w:sz w:val="28"/>
+          <w:szCs w:val="28"/>
+        </w:rPr>
+      </w:pPr>
+    </w:p>
+    <w:p>
+      <w:pPr>
+        <w:spacing w:after="0" w:line="276" w:lineRule="auto"/>
+        <w:ind w:firstLine="709"/>
+        <w:jc w:val="both"/>
+        <w:rPr>
+          <w:rFonts w:ascii="Times New Roman" w:hAnsi="Times New Roman" w:cs="Times New Roman"/>
+          <w:sz w:val="28"/>
+          <w:szCs w:val="28"/>
+        </w:rPr>
+      </w:pPr>
+    </w:p>
+    <w:p>
+      <w:pPr>
+        <w:spacing w:after="0" w:line="276" w:lineRule="auto"/>
+        <w:ind w:firstLine="709"/>
+        <w:jc w:val="both"/>
+        <w:rPr>
+          <w:rFonts w:ascii="Times New Roman" w:hAnsi="Times New Roman" w:cs="Times New Roman"/>
+          <w:sz w:val="28"/>
+          <w:szCs w:val="28"/>
+        </w:rPr>
+      </w:pPr>
+    </w:p>
+    <w:p>
+      <w:pPr>
+        <w:spacing w:after="0" w:line="276" w:lineRule="auto"/>
+        <w:ind w:firstLine="709"/>
+        <w:jc w:val="both"/>
+        <w:rPr>
+          <w:rFonts w:ascii="Times New Roman" w:hAnsi="Times New Roman" w:cs="Times New Roman"/>
+          <w:sz w:val="28"/>
+          <w:szCs w:val="28"/>
+        </w:rPr>
+      </w:pPr>
+      <w:r>
+        <w:rPr>
+          <w:rFonts w:ascii="Times New Roman" w:hAnsi="Times New Roman" w:cs="Times New Roman"/>
+          <w:sz w:val="28"/>
+          <w:szCs w:val="28"/>
+        </w:rPr>
+        <w:lastRenderedPageBreak/>
         <w:t>Применяем миграции</w:t>
       </w:r>
     </w:p>
@@ -1342,10 +1212,10 @@
       <w:r>
         <w:rPr>
           <w:rFonts w:ascii="Times New Roman" w:hAnsi="Times New Roman" w:cs="Times New Roman"/>
-          <w:sz w:val="28"/>
-          <w:szCs w:val="28"/>
-        </w:rPr>
-        <w:lastRenderedPageBreak/>
+          <w:noProof/>
+          <w:sz w:val="28"/>
+          <w:szCs w:val="28"/>
+        </w:rPr>
         <w:drawing>
           <wp:inline distT="0" distB="0" distL="0" distR="0" wp14:anchorId="3C5F0FFB" wp14:editId="2C073E91">
             <wp:extent cx="5940425" cy="4271010"/>
@@ -1413,6 +1283,7 @@
       <w:r>
         <w:rPr>
           <w:rFonts w:ascii="Times New Roman" w:hAnsi="Times New Roman" w:cs="Times New Roman"/>
+          <w:noProof/>
           <w:sz w:val="28"/>
           <w:szCs w:val="28"/>
           <w:lang w:val="en-US"/>
@@ -1482,6 +1353,7 @@
       <w:r>
         <w:rPr>
           <w:rFonts w:ascii="Times New Roman" w:hAnsi="Times New Roman" w:cs="Times New Roman"/>
+          <w:noProof/>
           <w:sz w:val="28"/>
           <w:szCs w:val="28"/>
           <w:lang w:val="en-US"/>
@@ -1631,6 +1503,138 @@
           <w:szCs w:val="28"/>
         </w:rPr>
       </w:pPr>
+    </w:p>
+    <w:p>
+      <w:pPr>
+        <w:spacing w:after="0" w:line="276" w:lineRule="auto"/>
+        <w:ind w:firstLine="709"/>
+        <w:jc w:val="both"/>
+        <w:rPr>
+          <w:rFonts w:ascii="Times New Roman" w:hAnsi="Times New Roman" w:cs="Times New Roman"/>
+          <w:sz w:val="28"/>
+          <w:szCs w:val="28"/>
+        </w:rPr>
+      </w:pPr>
+    </w:p>
+    <w:p>
+      <w:pPr>
+        <w:spacing w:after="0" w:line="276" w:lineRule="auto"/>
+        <w:ind w:firstLine="709"/>
+        <w:jc w:val="both"/>
+        <w:rPr>
+          <w:rFonts w:ascii="Times New Roman" w:hAnsi="Times New Roman" w:cs="Times New Roman"/>
+          <w:sz w:val="28"/>
+          <w:szCs w:val="28"/>
+        </w:rPr>
+      </w:pPr>
+    </w:p>
+    <w:p>
+      <w:pPr>
+        <w:spacing w:after="0" w:line="276" w:lineRule="auto"/>
+        <w:ind w:firstLine="709"/>
+        <w:jc w:val="both"/>
+        <w:rPr>
+          <w:rFonts w:ascii="Times New Roman" w:hAnsi="Times New Roman" w:cs="Times New Roman"/>
+          <w:sz w:val="28"/>
+          <w:szCs w:val="28"/>
+        </w:rPr>
+      </w:pPr>
+    </w:p>
+    <w:p>
+      <w:pPr>
+        <w:spacing w:after="0" w:line="276" w:lineRule="auto"/>
+        <w:ind w:firstLine="709"/>
+        <w:jc w:val="both"/>
+        <w:rPr>
+          <w:rFonts w:ascii="Times New Roman" w:hAnsi="Times New Roman" w:cs="Times New Roman"/>
+          <w:sz w:val="28"/>
+          <w:szCs w:val="28"/>
+        </w:rPr>
+      </w:pPr>
+    </w:p>
+    <w:p>
+      <w:pPr>
+        <w:spacing w:after="0" w:line="276" w:lineRule="auto"/>
+        <w:ind w:firstLine="709"/>
+        <w:jc w:val="both"/>
+        <w:rPr>
+          <w:rFonts w:ascii="Times New Roman" w:hAnsi="Times New Roman" w:cs="Times New Roman"/>
+          <w:sz w:val="28"/>
+          <w:szCs w:val="28"/>
+        </w:rPr>
+      </w:pPr>
+    </w:p>
+    <w:p>
+      <w:pPr>
+        <w:spacing w:after="0" w:line="276" w:lineRule="auto"/>
+        <w:ind w:firstLine="709"/>
+        <w:jc w:val="both"/>
+        <w:rPr>
+          <w:rFonts w:ascii="Times New Roman" w:hAnsi="Times New Roman" w:cs="Times New Roman"/>
+          <w:sz w:val="28"/>
+          <w:szCs w:val="28"/>
+        </w:rPr>
+      </w:pPr>
+    </w:p>
+    <w:p>
+      <w:pPr>
+        <w:spacing w:after="0" w:line="276" w:lineRule="auto"/>
+        <w:ind w:firstLine="709"/>
+        <w:jc w:val="both"/>
+        <w:rPr>
+          <w:rFonts w:ascii="Times New Roman" w:hAnsi="Times New Roman" w:cs="Times New Roman"/>
+          <w:sz w:val="28"/>
+          <w:szCs w:val="28"/>
+        </w:rPr>
+      </w:pPr>
+    </w:p>
+    <w:p>
+      <w:pPr>
+        <w:spacing w:after="0" w:line="276" w:lineRule="auto"/>
+        <w:ind w:firstLine="709"/>
+        <w:jc w:val="both"/>
+        <w:rPr>
+          <w:rFonts w:ascii="Times New Roman" w:hAnsi="Times New Roman" w:cs="Times New Roman"/>
+          <w:sz w:val="28"/>
+          <w:szCs w:val="28"/>
+        </w:rPr>
+      </w:pPr>
+    </w:p>
+    <w:p>
+      <w:pPr>
+        <w:spacing w:after="0" w:line="276" w:lineRule="auto"/>
+        <w:ind w:firstLine="709"/>
+        <w:jc w:val="both"/>
+        <w:rPr>
+          <w:rFonts w:ascii="Times New Roman" w:hAnsi="Times New Roman" w:cs="Times New Roman"/>
+          <w:sz w:val="28"/>
+          <w:szCs w:val="28"/>
+        </w:rPr>
+      </w:pPr>
+    </w:p>
+    <w:p>
+      <w:pPr>
+        <w:spacing w:after="0" w:line="276" w:lineRule="auto"/>
+        <w:ind w:firstLine="709"/>
+        <w:jc w:val="both"/>
+        <w:rPr>
+          <w:rFonts w:ascii="Times New Roman" w:hAnsi="Times New Roman" w:cs="Times New Roman"/>
+          <w:sz w:val="28"/>
+          <w:szCs w:val="28"/>
+        </w:rPr>
+      </w:pPr>
+    </w:p>
+    <w:p>
+      <w:pPr>
+        <w:spacing w:after="0" w:line="276" w:lineRule="auto"/>
+        <w:ind w:firstLine="709"/>
+        <w:jc w:val="both"/>
+        <w:rPr>
+          <w:rFonts w:ascii="Times New Roman" w:hAnsi="Times New Roman" w:cs="Times New Roman"/>
+          <w:sz w:val="28"/>
+          <w:szCs w:val="28"/>
+        </w:rPr>
+      </w:pPr>
       <w:proofErr w:type="spellStart"/>
       <w:r>
         <w:rPr>
@@ -1638,6 +1642,7 @@
           <w:sz w:val="28"/>
           <w:szCs w:val="28"/>
         </w:rPr>
+        <w:lastRenderedPageBreak/>
         <w:t>Пересоб</w:t>
       </w:r>
       <w:r>
@@ -1681,7 +1686,6 @@
         <w:rPr>
           <w:noProof/>
         </w:rPr>
-        <w:lastRenderedPageBreak/>
         <w:drawing>
           <wp:inline distT="0" distB="0" distL="0" distR="0" wp14:anchorId="78FB240E" wp14:editId="721C2132">
             <wp:extent cx="5940425" cy="2818765"/>
@@ -1728,19 +1732,6 @@
           <w:rFonts w:ascii="Times New Roman" w:hAnsi="Times New Roman" w:cs="Times New Roman"/>
           <w:sz w:val="28"/>
           <w:szCs w:val="28"/>
-          <w:lang w:val="en-US"/>
-        </w:rPr>
-      </w:pPr>
-    </w:p>
-    <w:p>
-      <w:pPr>
-        <w:spacing w:after="0" w:line="276" w:lineRule="auto"/>
-        <w:ind w:firstLine="709"/>
-        <w:jc w:val="both"/>
-        <w:rPr>
-          <w:rFonts w:ascii="Times New Roman" w:hAnsi="Times New Roman" w:cs="Times New Roman"/>
-          <w:sz w:val="28"/>
-          <w:szCs w:val="28"/>
         </w:rPr>
       </w:pPr>
       <w:r>
@@ -1766,6 +1757,7 @@
       <w:r>
         <w:rPr>
           <w:rFonts w:ascii="Times New Roman" w:hAnsi="Times New Roman" w:cs="Times New Roman"/>
+          <w:noProof/>
           <w:sz w:val="28"/>
           <w:szCs w:val="28"/>
         </w:rPr>
@@ -1817,21 +1809,10 @@
           <w:szCs w:val="28"/>
         </w:rPr>
       </w:pPr>
-    </w:p>
-    <w:p>
-      <w:pPr>
-        <w:spacing w:after="0" w:line="276" w:lineRule="auto"/>
-        <w:ind w:firstLine="709"/>
-        <w:jc w:val="both"/>
-        <w:rPr>
-          <w:rFonts w:ascii="Times New Roman" w:hAnsi="Times New Roman" w:cs="Times New Roman"/>
-          <w:sz w:val="28"/>
-          <w:szCs w:val="28"/>
-        </w:rPr>
-      </w:pPr>
-      <w:r>
-        <w:rPr>
-          <w:rFonts w:ascii="Times New Roman" w:hAnsi="Times New Roman" w:cs="Times New Roman"/>
+      <w:r>
+        <w:rPr>
+          <w:rFonts w:ascii="Times New Roman" w:hAnsi="Times New Roman" w:cs="Times New Roman"/>
+          <w:noProof/>
           <w:sz w:val="28"/>
           <w:szCs w:val="28"/>
         </w:rPr>
@@ -1895,12 +1876,97 @@
           <w:szCs w:val="28"/>
         </w:rPr>
       </w:pPr>
-      <w:r>
-        <w:rPr>
-          <w:rFonts w:ascii="Times New Roman" w:hAnsi="Times New Roman" w:cs="Times New Roman"/>
-          <w:sz w:val="28"/>
-          <w:szCs w:val="28"/>
-        </w:rPr>
+    </w:p>
+    <w:p>
+      <w:pPr>
+        <w:spacing w:after="0" w:line="276" w:lineRule="auto"/>
+        <w:ind w:firstLine="709"/>
+        <w:jc w:val="both"/>
+        <w:rPr>
+          <w:rFonts w:ascii="Times New Roman" w:hAnsi="Times New Roman" w:cs="Times New Roman"/>
+          <w:sz w:val="28"/>
+          <w:szCs w:val="28"/>
+        </w:rPr>
+      </w:pPr>
+    </w:p>
+    <w:p>
+      <w:pPr>
+        <w:spacing w:after="0" w:line="276" w:lineRule="auto"/>
+        <w:ind w:firstLine="709"/>
+        <w:jc w:val="both"/>
+        <w:rPr>
+          <w:rFonts w:ascii="Times New Roman" w:hAnsi="Times New Roman" w:cs="Times New Roman"/>
+          <w:sz w:val="28"/>
+          <w:szCs w:val="28"/>
+        </w:rPr>
+      </w:pPr>
+    </w:p>
+    <w:p>
+      <w:pPr>
+        <w:spacing w:after="0" w:line="276" w:lineRule="auto"/>
+        <w:ind w:firstLine="709"/>
+        <w:jc w:val="both"/>
+        <w:rPr>
+          <w:rFonts w:ascii="Times New Roman" w:hAnsi="Times New Roman" w:cs="Times New Roman"/>
+          <w:sz w:val="28"/>
+          <w:szCs w:val="28"/>
+        </w:rPr>
+      </w:pPr>
+    </w:p>
+    <w:p>
+      <w:pPr>
+        <w:spacing w:after="0" w:line="276" w:lineRule="auto"/>
+        <w:ind w:firstLine="709"/>
+        <w:jc w:val="both"/>
+        <w:rPr>
+          <w:rFonts w:ascii="Times New Roman" w:hAnsi="Times New Roman" w:cs="Times New Roman"/>
+          <w:sz w:val="28"/>
+          <w:szCs w:val="28"/>
+        </w:rPr>
+      </w:pPr>
+    </w:p>
+    <w:p>
+      <w:pPr>
+        <w:spacing w:after="0" w:line="276" w:lineRule="auto"/>
+        <w:ind w:firstLine="709"/>
+        <w:jc w:val="both"/>
+        <w:rPr>
+          <w:rFonts w:ascii="Times New Roman" w:hAnsi="Times New Roman" w:cs="Times New Roman"/>
+          <w:sz w:val="28"/>
+          <w:szCs w:val="28"/>
+        </w:rPr>
+      </w:pPr>
+    </w:p>
+    <w:p>
+      <w:pPr>
+        <w:spacing w:after="0" w:line="276" w:lineRule="auto"/>
+        <w:ind w:firstLine="709"/>
+        <w:jc w:val="both"/>
+        <w:rPr>
+          <w:rFonts w:ascii="Times New Roman" w:hAnsi="Times New Roman" w:cs="Times New Roman"/>
+          <w:sz w:val="28"/>
+          <w:szCs w:val="28"/>
+        </w:rPr>
+      </w:pPr>
+    </w:p>
+    <w:p>
+      <w:pPr>
+        <w:spacing w:after="0" w:line="276" w:lineRule="auto"/>
+        <w:ind w:firstLine="709"/>
+        <w:jc w:val="both"/>
+        <w:rPr>
+          <w:rFonts w:ascii="Times New Roman" w:hAnsi="Times New Roman" w:cs="Times New Roman"/>
+          <w:sz w:val="28"/>
+          <w:szCs w:val="28"/>
+        </w:rPr>
+      </w:pPr>
+      <w:r>
+        <w:rPr>
+          <w:rFonts w:ascii="Times New Roman" w:hAnsi="Times New Roman" w:cs="Times New Roman"/>
+          <w:sz w:val="28"/>
+          <w:szCs w:val="28"/>
+        </w:rPr>
+        <w:lastRenderedPageBreak/>
         <w:t>Останавливаем</w:t>
       </w:r>
     </w:p>
@@ -1918,10 +1984,10 @@
       <w:r>
         <w:rPr>
           <w:rFonts w:ascii="Times New Roman" w:hAnsi="Times New Roman" w:cs="Times New Roman"/>
-          <w:sz w:val="28"/>
-          <w:szCs w:val="28"/>
-        </w:rPr>
-        <w:lastRenderedPageBreak/>
+          <w:noProof/>
+          <w:sz w:val="28"/>
+          <w:szCs w:val="28"/>
+        </w:rPr>
         <w:drawing>
           <wp:inline distT="0" distB="0" distL="0" distR="0" wp14:anchorId="1BDD2BB5" wp14:editId="6D3FB670">
             <wp:extent cx="5940425" cy="1568450"/>
@@ -1970,18 +2036,6 @@
           <w:szCs w:val="28"/>
         </w:rPr>
       </w:pPr>
-    </w:p>
-    <w:p>
-      <w:pPr>
-        <w:spacing w:after="0" w:line="276" w:lineRule="auto"/>
-        <w:ind w:firstLine="709"/>
-        <w:jc w:val="both"/>
-        <w:rPr>
-          <w:rFonts w:ascii="Times New Roman" w:hAnsi="Times New Roman" w:cs="Times New Roman"/>
-          <w:sz w:val="28"/>
-          <w:szCs w:val="28"/>
-        </w:rPr>
-      </w:pPr>
       <w:r>
         <w:rPr>
           <w:rFonts w:ascii="Times New Roman" w:hAnsi="Times New Roman" w:cs="Times New Roman"/>
@@ -2005,6 +2059,7 @@
       <w:r>
         <w:rPr>
           <w:rFonts w:ascii="Times New Roman" w:hAnsi="Times New Roman" w:cs="Times New Roman"/>
+          <w:noProof/>
           <w:sz w:val="28"/>
           <w:szCs w:val="28"/>
         </w:rPr>
@@ -2056,18 +2111,6 @@
           <w:szCs w:val="28"/>
         </w:rPr>
       </w:pPr>
-    </w:p>
-    <w:p>
-      <w:pPr>
-        <w:spacing w:after="0" w:line="276" w:lineRule="auto"/>
-        <w:ind w:firstLine="709"/>
-        <w:jc w:val="both"/>
-        <w:rPr>
-          <w:rFonts w:ascii="Times New Roman" w:hAnsi="Times New Roman" w:cs="Times New Roman"/>
-          <w:sz w:val="28"/>
-          <w:szCs w:val="28"/>
-        </w:rPr>
-      </w:pPr>
       <w:r>
         <w:rPr>
           <w:rFonts w:ascii="Times New Roman" w:hAnsi="Times New Roman" w:cs="Times New Roman"/>
@@ -2092,6 +2135,7 @@
       <w:r>
         <w:rPr>
           <w:rFonts w:ascii="Times New Roman" w:hAnsi="Times New Roman" w:cs="Times New Roman"/>
+          <w:noProof/>
           <w:sz w:val="28"/>
           <w:szCs w:val="28"/>
         </w:rPr>
@@ -2141,18 +2185,6 @@
           <w:rFonts w:ascii="Times New Roman" w:hAnsi="Times New Roman" w:cs="Times New Roman"/>
           <w:sz w:val="28"/>
           <w:szCs w:val="28"/>
-        </w:rPr>
-      </w:pPr>
-    </w:p>
-    <w:p>
-      <w:pPr>
-        <w:spacing w:after="0" w:line="276" w:lineRule="auto"/>
-        <w:ind w:firstLine="709"/>
-        <w:jc w:val="both"/>
-        <w:rPr>
-          <w:rFonts w:ascii="Times New Roman" w:hAnsi="Times New Roman" w:cs="Times New Roman"/>
-          <w:sz w:val="28"/>
-          <w:szCs w:val="28"/>
           <w:lang w:val="en-US"/>
         </w:rPr>
       </w:pPr>
@@ -2191,6 +2223,7 @@
       <w:r>
         <w:rPr>
           <w:rFonts w:ascii="Times New Roman" w:hAnsi="Times New Roman" w:cs="Times New Roman"/>
+          <w:noProof/>
           <w:sz w:val="28"/>
           <w:szCs w:val="28"/>
           <w:lang w:val="en-US"/>
@@ -2250,9 +2283,9 @@
         </w:rPr>
         <w:lastRenderedPageBreak/>
         <w:drawing>
-          <wp:inline distT="0" distB="0" distL="0" distR="0" wp14:anchorId="0A39C3D5" wp14:editId="651A7ACC">
-            <wp:extent cx="2895238" cy="5361905"/>
-            <wp:effectExtent l="0" t="0" r="635" b="0"/>
+          <wp:inline distT="0" distB="0" distL="0" distR="0" wp14:anchorId="0A39C3D5" wp14:editId="075309BB">
+            <wp:extent cx="2082980" cy="3857625"/>
+            <wp:effectExtent l="0" t="0" r="0" b="0"/>
             <wp:docPr id="29" name="Рисунок 29"/>
             <wp:cNvGraphicFramePr>
               <a:graphicFrameLocks xmlns:a="http://schemas.openxmlformats.org/drawingml/2006/main" noChangeAspect="1"/>
@@ -2273,7 +2306,7 @@
                   <pic:spPr>
                     <a:xfrm>
                       <a:off x="0" y="0"/>
-                      <a:ext cx="2895238" cy="5361905"/>
+                      <a:ext cx="2090676" cy="3871877"/>
                     </a:xfrm>
                     <a:prstGeom prst="rect">
                       <a:avLst/>
@@ -2288,39 +2321,1145 @@
     </w:p>
     <w:p>
       <w:pPr>
-        <w:spacing w:after="0" w:line="276" w:lineRule="auto"/>
-        <w:ind w:firstLine="709"/>
-        <w:jc w:val="both"/>
-        <w:rPr>
-          <w:rFonts w:ascii="Times New Roman" w:hAnsi="Times New Roman" w:cs="Times New Roman"/>
-          <w:sz w:val="28"/>
-          <w:szCs w:val="28"/>
-        </w:rPr>
-      </w:pPr>
-    </w:p>
-    <w:p>
-      <w:pPr>
-        <w:spacing w:after="0" w:line="276" w:lineRule="auto"/>
-        <w:ind w:firstLine="709"/>
-        <w:jc w:val="both"/>
-        <w:rPr>
-          <w:rFonts w:ascii="Times New Roman" w:hAnsi="Times New Roman" w:cs="Times New Roman"/>
-          <w:sz w:val="28"/>
-          <w:szCs w:val="28"/>
-        </w:rPr>
-      </w:pPr>
-      <w:bookmarkStart w:id="0" w:name="_GoBack"/>
-      <w:bookmarkEnd w:id="0"/>
-    </w:p>
-    <w:p>
-      <w:pPr>
-        <w:spacing w:after="0" w:line="276" w:lineRule="auto"/>
-        <w:ind w:firstLine="709"/>
-        <w:jc w:val="both"/>
-        <w:rPr>
-          <w:rFonts w:ascii="Times New Roman" w:hAnsi="Times New Roman" w:cs="Times New Roman"/>
-          <w:sz w:val="28"/>
-          <w:szCs w:val="28"/>
+        <w:spacing w:after="0" w:line="360" w:lineRule="auto"/>
+        <w:ind w:firstLine="709"/>
+        <w:rPr>
+          <w:rFonts w:ascii="Times New Roman" w:hAnsi="Times New Roman" w:cs="Times New Roman"/>
+          <w:sz w:val="28"/>
+          <w:szCs w:val="28"/>
+        </w:rPr>
+      </w:pPr>
+      <w:r>
+        <w:rPr>
+          <w:rFonts w:ascii="Times New Roman" w:hAnsi="Times New Roman" w:cs="Times New Roman"/>
+          <w:sz w:val="28"/>
+          <w:szCs w:val="28"/>
+        </w:rPr>
+        <w:t xml:space="preserve">Проверка содержимого и </w:t>
+      </w:r>
+      <w:proofErr w:type="spellStart"/>
+      <w:r>
+        <w:rPr>
+          <w:rFonts w:ascii="Times New Roman" w:hAnsi="Times New Roman" w:cs="Times New Roman"/>
+          <w:sz w:val="28"/>
+          <w:szCs w:val="28"/>
+        </w:rPr>
+        <w:t>пуш</w:t>
+      </w:r>
+      <w:proofErr w:type="spellEnd"/>
+    </w:p>
+    <w:p>
+      <w:pPr>
+        <w:spacing w:after="0" w:line="360" w:lineRule="auto"/>
+        <w:ind w:firstLine="709"/>
+        <w:rPr>
+          <w:rFonts w:ascii="Times New Roman" w:hAnsi="Times New Roman" w:cs="Times New Roman"/>
+          <w:sz w:val="28"/>
+          <w:szCs w:val="28"/>
+        </w:rPr>
+      </w:pPr>
+      <w:r>
+        <w:rPr>
+          <w:rFonts w:ascii="Times New Roman" w:hAnsi="Times New Roman" w:cs="Times New Roman"/>
+          <w:noProof/>
+          <w:sz w:val="28"/>
+          <w:szCs w:val="28"/>
+        </w:rPr>
+        <w:drawing>
+          <wp:inline distT="0" distB="0" distL="0" distR="0" wp14:anchorId="4890E9A7" wp14:editId="7D739CDC">
+            <wp:extent cx="5934075" cy="4848225"/>
+            <wp:effectExtent l="0" t="0" r="9525" b="9525"/>
+            <wp:docPr id="34" name="Рисунок 34"/>
+            <wp:cNvGraphicFramePr>
+              <a:graphicFrameLocks xmlns:a="http://schemas.openxmlformats.org/drawingml/2006/main" noChangeAspect="1"/>
+            </wp:cNvGraphicFramePr>
+            <a:graphic xmlns:a="http://schemas.openxmlformats.org/drawingml/2006/main">
+              <a:graphicData uri="http://schemas.openxmlformats.org/drawingml/2006/picture">
+                <pic:pic xmlns:pic="http://schemas.openxmlformats.org/drawingml/2006/picture">
+                  <pic:nvPicPr>
+                    <pic:cNvPr id="0" name="Рисунок 1"/>
+                    <pic:cNvPicPr>
+                      <a:picLocks noChangeAspect="1" noChangeArrowheads="1"/>
+                    </pic:cNvPicPr>
+                  </pic:nvPicPr>
+                  <pic:blipFill>
+                    <a:blip r:embed="rId28">
+                      <a:extLst>
+                        <a:ext uri="{28A0092B-C50C-407E-A947-70E740481C1C}">
+                          <a14:useLocalDpi xmlns:a14="http://schemas.microsoft.com/office/drawing/2010/main" val="0"/>
+                        </a:ext>
+                      </a:extLst>
+                    </a:blip>
+                    <a:srcRect/>
+                    <a:stretch>
+                      <a:fillRect/>
+                    </a:stretch>
+                  </pic:blipFill>
+                  <pic:spPr bwMode="auto">
+                    <a:xfrm>
+                      <a:off x="0" y="0"/>
+                      <a:ext cx="5934075" cy="4848225"/>
+                    </a:xfrm>
+                    <a:prstGeom prst="rect">
+                      <a:avLst/>
+                    </a:prstGeom>
+                    <a:noFill/>
+                    <a:ln>
+                      <a:noFill/>
+                    </a:ln>
+                  </pic:spPr>
+                </pic:pic>
+              </a:graphicData>
+            </a:graphic>
+          </wp:inline>
+        </w:drawing>
+      </w:r>
+    </w:p>
+    <w:p>
+      <w:pPr>
+        <w:spacing w:after="0" w:line="360" w:lineRule="auto"/>
+        <w:ind w:firstLine="709"/>
+        <w:rPr>
+          <w:rFonts w:ascii="Times New Roman" w:hAnsi="Times New Roman" w:cs="Times New Roman"/>
+          <w:sz w:val="28"/>
+          <w:szCs w:val="28"/>
+        </w:rPr>
+      </w:pPr>
+      <w:r>
+        <w:rPr>
+          <w:rFonts w:ascii="Times New Roman" w:hAnsi="Times New Roman" w:cs="Times New Roman"/>
+          <w:sz w:val="28"/>
+          <w:szCs w:val="28"/>
+        </w:rPr>
+        <w:lastRenderedPageBreak/>
+        <w:t>Применение миграций</w:t>
+      </w:r>
+    </w:p>
+    <w:p>
+      <w:pPr>
+        <w:spacing w:after="0" w:line="360" w:lineRule="auto"/>
+        <w:ind w:firstLine="709"/>
+        <w:rPr>
+          <w:rFonts w:ascii="Times New Roman" w:hAnsi="Times New Roman" w:cs="Times New Roman"/>
+          <w:sz w:val="28"/>
+          <w:szCs w:val="28"/>
+        </w:rPr>
+      </w:pPr>
+      <w:r>
+        <w:rPr>
+          <w:rFonts w:ascii="Times New Roman" w:hAnsi="Times New Roman" w:cs="Times New Roman"/>
+          <w:noProof/>
+          <w:sz w:val="28"/>
+          <w:szCs w:val="28"/>
+        </w:rPr>
+        <w:drawing>
+          <wp:inline distT="0" distB="0" distL="0" distR="0" wp14:anchorId="7A608E1F" wp14:editId="5BC88588">
+            <wp:extent cx="5940425" cy="3227070"/>
+            <wp:effectExtent l="0" t="0" r="3175" b="0"/>
+            <wp:docPr id="33" name="Рисунок 33"/>
+            <wp:cNvGraphicFramePr>
+              <a:graphicFrameLocks xmlns:a="http://schemas.openxmlformats.org/drawingml/2006/main" noChangeAspect="1"/>
+            </wp:cNvGraphicFramePr>
+            <a:graphic xmlns:a="http://schemas.openxmlformats.org/drawingml/2006/main">
+              <a:graphicData uri="http://schemas.openxmlformats.org/drawingml/2006/picture">
+                <pic:pic xmlns:pic="http://schemas.openxmlformats.org/drawingml/2006/picture">
+                  <pic:nvPicPr>
+                    <pic:cNvPr id="0" name="Рисунок 6"/>
+                    <pic:cNvPicPr>
+                      <a:picLocks noChangeAspect="1" noChangeArrowheads="1"/>
+                    </pic:cNvPicPr>
+                  </pic:nvPicPr>
+                  <pic:blipFill>
+                    <a:blip r:embed="rId29">
+                      <a:extLst>
+                        <a:ext uri="{28A0092B-C50C-407E-A947-70E740481C1C}">
+                          <a14:useLocalDpi xmlns:a14="http://schemas.microsoft.com/office/drawing/2010/main" val="0"/>
+                        </a:ext>
+                      </a:extLst>
+                    </a:blip>
+                    <a:srcRect/>
+                    <a:stretch>
+                      <a:fillRect/>
+                    </a:stretch>
+                  </pic:blipFill>
+                  <pic:spPr bwMode="auto">
+                    <a:xfrm>
+                      <a:off x="0" y="0"/>
+                      <a:ext cx="5940425" cy="3227070"/>
+                    </a:xfrm>
+                    <a:prstGeom prst="rect">
+                      <a:avLst/>
+                    </a:prstGeom>
+                    <a:noFill/>
+                    <a:ln>
+                      <a:noFill/>
+                    </a:ln>
+                  </pic:spPr>
+                </pic:pic>
+              </a:graphicData>
+            </a:graphic>
+          </wp:inline>
+        </w:drawing>
+      </w:r>
+    </w:p>
+    <w:p>
+      <w:pPr>
+        <w:spacing w:after="0" w:line="360" w:lineRule="auto"/>
+        <w:ind w:firstLine="709"/>
+        <w:rPr>
+          <w:rFonts w:ascii="Times New Roman" w:hAnsi="Times New Roman" w:cs="Times New Roman"/>
+          <w:sz w:val="28"/>
+          <w:szCs w:val="28"/>
+        </w:rPr>
+      </w:pPr>
+      <w:r>
+        <w:rPr>
+          <w:rFonts w:ascii="Times New Roman" w:hAnsi="Times New Roman" w:cs="Times New Roman"/>
+          <w:sz w:val="28"/>
+          <w:szCs w:val="28"/>
+        </w:rPr>
+        <w:t>Запуск и проверка</w:t>
+      </w:r>
+    </w:p>
+    <w:p>
+      <w:pPr>
+        <w:spacing w:after="0" w:line="360" w:lineRule="auto"/>
+        <w:ind w:firstLine="709"/>
+        <w:rPr>
+          <w:rFonts w:ascii="Times New Roman" w:hAnsi="Times New Roman" w:cs="Times New Roman"/>
+          <w:sz w:val="28"/>
+          <w:szCs w:val="28"/>
+        </w:rPr>
+      </w:pPr>
+      <w:r>
+        <w:rPr>
+          <w:noProof/>
+        </w:rPr>
+        <w:drawing>
+          <wp:inline distT="0" distB="0" distL="0" distR="0" wp14:anchorId="65392F06" wp14:editId="1BD6E004">
+            <wp:extent cx="5940425" cy="1818005"/>
+            <wp:effectExtent l="0" t="0" r="3175" b="0"/>
+            <wp:docPr id="32" name="Рисунок 32"/>
+            <wp:cNvGraphicFramePr>
+              <a:graphicFrameLocks xmlns:a="http://schemas.openxmlformats.org/drawingml/2006/main" noChangeAspect="1"/>
+            </wp:cNvGraphicFramePr>
+            <a:graphic xmlns:a="http://schemas.openxmlformats.org/drawingml/2006/main">
+              <a:graphicData uri="http://schemas.openxmlformats.org/drawingml/2006/picture">
+                <pic:pic xmlns:pic="http://schemas.openxmlformats.org/drawingml/2006/picture">
+                  <pic:nvPicPr>
+                    <pic:cNvPr id="0" name="Рисунок 3"/>
+                    <pic:cNvPicPr>
+                      <a:picLocks noChangeAspect="1" noChangeArrowheads="1"/>
+                    </pic:cNvPicPr>
+                  </pic:nvPicPr>
+                  <pic:blipFill>
+                    <a:blip r:embed="rId30">
+                      <a:extLst>
+                        <a:ext uri="{28A0092B-C50C-407E-A947-70E740481C1C}">
+                          <a14:useLocalDpi xmlns:a14="http://schemas.microsoft.com/office/drawing/2010/main" val="0"/>
+                        </a:ext>
+                      </a:extLst>
+                    </a:blip>
+                    <a:srcRect/>
+                    <a:stretch>
+                      <a:fillRect/>
+                    </a:stretch>
+                  </pic:blipFill>
+                  <pic:spPr bwMode="auto">
+                    <a:xfrm>
+                      <a:off x="0" y="0"/>
+                      <a:ext cx="5940425" cy="1818005"/>
+                    </a:xfrm>
+                    <a:prstGeom prst="rect">
+                      <a:avLst/>
+                    </a:prstGeom>
+                    <a:noFill/>
+                    <a:ln>
+                      <a:noFill/>
+                    </a:ln>
+                  </pic:spPr>
+                </pic:pic>
+              </a:graphicData>
+            </a:graphic>
+          </wp:inline>
+        </w:drawing>
+      </w:r>
+    </w:p>
+    <w:p>
+      <w:pPr>
+        <w:spacing w:after="0" w:line="360" w:lineRule="auto"/>
+        <w:ind w:firstLine="709"/>
+        <w:rPr>
+          <w:rFonts w:ascii="Times New Roman" w:hAnsi="Times New Roman" w:cs="Times New Roman"/>
+          <w:sz w:val="28"/>
+          <w:szCs w:val="28"/>
+        </w:rPr>
+      </w:pPr>
+      <w:r>
+        <w:rPr>
+          <w:noProof/>
+        </w:rPr>
+        <w:drawing>
+          <wp:inline distT="0" distB="0" distL="0" distR="0" wp14:anchorId="5DCDEB72" wp14:editId="0AA5EA64">
+            <wp:extent cx="5934075" cy="2628900"/>
+            <wp:effectExtent l="0" t="0" r="9525" b="0"/>
+            <wp:docPr id="31" name="Рисунок 31"/>
+            <wp:cNvGraphicFramePr>
+              <a:graphicFrameLocks xmlns:a="http://schemas.openxmlformats.org/drawingml/2006/main" noChangeAspect="1"/>
+            </wp:cNvGraphicFramePr>
+            <a:graphic xmlns:a="http://schemas.openxmlformats.org/drawingml/2006/main">
+              <a:graphicData uri="http://schemas.openxmlformats.org/drawingml/2006/picture">
+                <pic:pic xmlns:pic="http://schemas.openxmlformats.org/drawingml/2006/picture">
+                  <pic:nvPicPr>
+                    <pic:cNvPr id="0" name="Рисунок 4"/>
+                    <pic:cNvPicPr>
+                      <a:picLocks noChangeAspect="1" noChangeArrowheads="1"/>
+                    </pic:cNvPicPr>
+                  </pic:nvPicPr>
+                  <pic:blipFill>
+                    <a:blip r:embed="rId31">
+                      <a:extLst>
+                        <a:ext uri="{28A0092B-C50C-407E-A947-70E740481C1C}">
+                          <a14:useLocalDpi xmlns:a14="http://schemas.microsoft.com/office/drawing/2010/main" val="0"/>
+                        </a:ext>
+                      </a:extLst>
+                    </a:blip>
+                    <a:srcRect/>
+                    <a:stretch>
+                      <a:fillRect/>
+                    </a:stretch>
+                  </pic:blipFill>
+                  <pic:spPr bwMode="auto">
+                    <a:xfrm>
+                      <a:off x="0" y="0"/>
+                      <a:ext cx="5934075" cy="2628900"/>
+                    </a:xfrm>
+                    <a:prstGeom prst="rect">
+                      <a:avLst/>
+                    </a:prstGeom>
+                    <a:noFill/>
+                    <a:ln>
+                      <a:noFill/>
+                    </a:ln>
+                  </pic:spPr>
+                </pic:pic>
+              </a:graphicData>
+            </a:graphic>
+          </wp:inline>
+        </w:drawing>
+      </w:r>
+    </w:p>
+    <w:p>
+      <w:pPr>
+        <w:spacing w:after="0" w:line="360" w:lineRule="auto"/>
+        <w:ind w:firstLine="709"/>
+        <w:rPr>
+          <w:rFonts w:ascii="Times New Roman" w:hAnsi="Times New Roman" w:cs="Times New Roman"/>
+          <w:sz w:val="28"/>
+          <w:szCs w:val="28"/>
+        </w:rPr>
+      </w:pPr>
+      <w:r>
+        <w:rPr>
+          <w:noProof/>
+        </w:rPr>
+        <w:lastRenderedPageBreak/>
+        <w:drawing>
+          <wp:inline distT="0" distB="0" distL="0" distR="0" wp14:anchorId="3FCE4E54" wp14:editId="638C9E59">
+            <wp:extent cx="5940425" cy="4159885"/>
+            <wp:effectExtent l="0" t="0" r="3175" b="0"/>
+            <wp:docPr id="30" name="Рисунок 30"/>
+            <wp:cNvGraphicFramePr>
+              <a:graphicFrameLocks xmlns:a="http://schemas.openxmlformats.org/drawingml/2006/main" noChangeAspect="1"/>
+            </wp:cNvGraphicFramePr>
+            <a:graphic xmlns:a="http://schemas.openxmlformats.org/drawingml/2006/main">
+              <a:graphicData uri="http://schemas.openxmlformats.org/drawingml/2006/picture">
+                <pic:pic xmlns:pic="http://schemas.openxmlformats.org/drawingml/2006/picture">
+                  <pic:nvPicPr>
+                    <pic:cNvPr id="0" name="Рисунок 5"/>
+                    <pic:cNvPicPr>
+                      <a:picLocks noChangeAspect="1" noChangeArrowheads="1"/>
+                    </pic:cNvPicPr>
+                  </pic:nvPicPr>
+                  <pic:blipFill>
+                    <a:blip r:embed="rId32">
+                      <a:extLst>
+                        <a:ext uri="{28A0092B-C50C-407E-A947-70E740481C1C}">
+                          <a14:useLocalDpi xmlns:a14="http://schemas.microsoft.com/office/drawing/2010/main" val="0"/>
+                        </a:ext>
+                      </a:extLst>
+                    </a:blip>
+                    <a:srcRect/>
+                    <a:stretch>
+                      <a:fillRect/>
+                    </a:stretch>
+                  </pic:blipFill>
+                  <pic:spPr bwMode="auto">
+                    <a:xfrm>
+                      <a:off x="0" y="0"/>
+                      <a:ext cx="5940425" cy="4159885"/>
+                    </a:xfrm>
+                    <a:prstGeom prst="rect">
+                      <a:avLst/>
+                    </a:prstGeom>
+                    <a:noFill/>
+                    <a:ln>
+                      <a:noFill/>
+                    </a:ln>
+                  </pic:spPr>
+                </pic:pic>
+              </a:graphicData>
+            </a:graphic>
+          </wp:inline>
+        </w:drawing>
+      </w:r>
+    </w:p>
+    <w:p>
+      <w:pPr>
+        <w:spacing w:after="0" w:line="360" w:lineRule="auto"/>
+        <w:ind w:firstLine="709"/>
+        <w:rPr>
+          <w:rFonts w:ascii="Times New Roman" w:hAnsi="Times New Roman" w:cs="Times New Roman"/>
+          <w:sz w:val="28"/>
+          <w:szCs w:val="28"/>
+        </w:rPr>
+      </w:pPr>
+      <w:r>
+        <w:rPr>
+          <w:rFonts w:ascii="Times New Roman" w:hAnsi="Times New Roman" w:cs="Times New Roman"/>
+          <w:noProof/>
+          <w:sz w:val="28"/>
+          <w:szCs w:val="28"/>
+        </w:rPr>
+        <w:drawing>
+          <wp:inline distT="0" distB="0" distL="0" distR="0" wp14:anchorId="689FC527" wp14:editId="56319E4D">
+            <wp:extent cx="5210175" cy="3933825"/>
+            <wp:effectExtent l="0" t="0" r="9525" b="9525"/>
+            <wp:docPr id="25" name="Рисунок 25"/>
+            <wp:cNvGraphicFramePr>
+              <a:graphicFrameLocks xmlns:a="http://schemas.openxmlformats.org/drawingml/2006/main" noChangeAspect="1"/>
+            </wp:cNvGraphicFramePr>
+            <a:graphic xmlns:a="http://schemas.openxmlformats.org/drawingml/2006/main">
+              <a:graphicData uri="http://schemas.openxmlformats.org/drawingml/2006/picture">
+                <pic:pic xmlns:pic="http://schemas.openxmlformats.org/drawingml/2006/picture">
+                  <pic:nvPicPr>
+                    <pic:cNvPr id="0" name="Рисунок 7"/>
+                    <pic:cNvPicPr>
+                      <a:picLocks noChangeAspect="1" noChangeArrowheads="1"/>
+                    </pic:cNvPicPr>
+                  </pic:nvPicPr>
+                  <pic:blipFill>
+                    <a:blip r:embed="rId33">
+                      <a:extLst>
+                        <a:ext uri="{28A0092B-C50C-407E-A947-70E740481C1C}">
+                          <a14:useLocalDpi xmlns:a14="http://schemas.microsoft.com/office/drawing/2010/main" val="0"/>
+                        </a:ext>
+                      </a:extLst>
+                    </a:blip>
+                    <a:srcRect/>
+                    <a:stretch>
+                      <a:fillRect/>
+                    </a:stretch>
+                  </pic:blipFill>
+                  <pic:spPr bwMode="auto">
+                    <a:xfrm>
+                      <a:off x="0" y="0"/>
+                      <a:ext cx="5210175" cy="3933825"/>
+                    </a:xfrm>
+                    <a:prstGeom prst="rect">
+                      <a:avLst/>
+                    </a:prstGeom>
+                    <a:noFill/>
+                    <a:ln>
+                      <a:noFill/>
+                    </a:ln>
+                  </pic:spPr>
+                </pic:pic>
+              </a:graphicData>
+            </a:graphic>
+          </wp:inline>
+        </w:drawing>
+      </w:r>
+    </w:p>
+    <w:p>
+      <w:pPr>
+        <w:spacing w:after="0" w:line="360" w:lineRule="auto"/>
+        <w:ind w:firstLine="709"/>
+        <w:rPr>
+          <w:rFonts w:ascii="Times New Roman" w:hAnsi="Times New Roman" w:cs="Times New Roman"/>
+          <w:sz w:val="28"/>
+          <w:szCs w:val="28"/>
+        </w:rPr>
+      </w:pPr>
+      <w:r>
+        <w:rPr>
+          <w:rFonts w:ascii="Times New Roman" w:hAnsi="Times New Roman" w:cs="Times New Roman"/>
+          <w:noProof/>
+          <w:sz w:val="28"/>
+          <w:szCs w:val="28"/>
+        </w:rPr>
+        <w:lastRenderedPageBreak/>
+        <w:drawing>
+          <wp:inline distT="0" distB="0" distL="0" distR="0" wp14:anchorId="545B64CC" wp14:editId="3CEC9A73">
+            <wp:extent cx="5940425" cy="2056130"/>
+            <wp:effectExtent l="0" t="0" r="3175" b="1270"/>
+            <wp:docPr id="15" name="Рисунок 15"/>
+            <wp:cNvGraphicFramePr>
+              <a:graphicFrameLocks xmlns:a="http://schemas.openxmlformats.org/drawingml/2006/main" noChangeAspect="1"/>
+            </wp:cNvGraphicFramePr>
+            <a:graphic xmlns:a="http://schemas.openxmlformats.org/drawingml/2006/main">
+              <a:graphicData uri="http://schemas.openxmlformats.org/drawingml/2006/picture">
+                <pic:pic xmlns:pic="http://schemas.openxmlformats.org/drawingml/2006/picture">
+                  <pic:nvPicPr>
+                    <pic:cNvPr id="0" name="Рисунок 8"/>
+                    <pic:cNvPicPr>
+                      <a:picLocks noChangeAspect="1" noChangeArrowheads="1"/>
+                    </pic:cNvPicPr>
+                  </pic:nvPicPr>
+                  <pic:blipFill>
+                    <a:blip r:embed="rId34">
+                      <a:extLst>
+                        <a:ext uri="{28A0092B-C50C-407E-A947-70E740481C1C}">
+                          <a14:useLocalDpi xmlns:a14="http://schemas.microsoft.com/office/drawing/2010/main" val="0"/>
+                        </a:ext>
+                      </a:extLst>
+                    </a:blip>
+                    <a:srcRect/>
+                    <a:stretch>
+                      <a:fillRect/>
+                    </a:stretch>
+                  </pic:blipFill>
+                  <pic:spPr bwMode="auto">
+                    <a:xfrm>
+                      <a:off x="0" y="0"/>
+                      <a:ext cx="5940425" cy="2056130"/>
+                    </a:xfrm>
+                    <a:prstGeom prst="rect">
+                      <a:avLst/>
+                    </a:prstGeom>
+                    <a:noFill/>
+                    <a:ln>
+                      <a:noFill/>
+                    </a:ln>
+                  </pic:spPr>
+                </pic:pic>
+              </a:graphicData>
+            </a:graphic>
+          </wp:inline>
+        </w:drawing>
+      </w:r>
+      <w:r>
+        <w:rPr>
+          <w:rFonts w:ascii="Times New Roman" w:hAnsi="Times New Roman" w:cs="Times New Roman"/>
+          <w:noProof/>
+          <w:sz w:val="28"/>
+          <w:szCs w:val="28"/>
+        </w:rPr>
+        <w:drawing>
+          <wp:inline distT="0" distB="0" distL="0" distR="0" wp14:anchorId="5136DB12" wp14:editId="199F7671">
+            <wp:extent cx="4857750" cy="1571625"/>
+            <wp:effectExtent l="0" t="0" r="0" b="9525"/>
+            <wp:docPr id="14" name="Рисунок 14"/>
+            <wp:cNvGraphicFramePr>
+              <a:graphicFrameLocks xmlns:a="http://schemas.openxmlformats.org/drawingml/2006/main" noChangeAspect="1"/>
+            </wp:cNvGraphicFramePr>
+            <a:graphic xmlns:a="http://schemas.openxmlformats.org/drawingml/2006/main">
+              <a:graphicData uri="http://schemas.openxmlformats.org/drawingml/2006/picture">
+                <pic:pic xmlns:pic="http://schemas.openxmlformats.org/drawingml/2006/picture">
+                  <pic:nvPicPr>
+                    <pic:cNvPr id="0" name="Рисунок 9"/>
+                    <pic:cNvPicPr>
+                      <a:picLocks noChangeAspect="1" noChangeArrowheads="1"/>
+                    </pic:cNvPicPr>
+                  </pic:nvPicPr>
+                  <pic:blipFill>
+                    <a:blip r:embed="rId35">
+                      <a:extLst>
+                        <a:ext uri="{28A0092B-C50C-407E-A947-70E740481C1C}">
+                          <a14:useLocalDpi xmlns:a14="http://schemas.microsoft.com/office/drawing/2010/main" val="0"/>
+                        </a:ext>
+                      </a:extLst>
+                    </a:blip>
+                    <a:srcRect/>
+                    <a:stretch>
+                      <a:fillRect/>
+                    </a:stretch>
+                  </pic:blipFill>
+                  <pic:spPr bwMode="auto">
+                    <a:xfrm>
+                      <a:off x="0" y="0"/>
+                      <a:ext cx="4857750" cy="1571625"/>
+                    </a:xfrm>
+                    <a:prstGeom prst="rect">
+                      <a:avLst/>
+                    </a:prstGeom>
+                    <a:noFill/>
+                    <a:ln>
+                      <a:noFill/>
+                    </a:ln>
+                  </pic:spPr>
+                </pic:pic>
+              </a:graphicData>
+            </a:graphic>
+          </wp:inline>
+        </w:drawing>
+      </w:r>
+      <w:r>
+        <w:rPr>
+          <w:rFonts w:ascii="Times New Roman" w:hAnsi="Times New Roman" w:cs="Times New Roman"/>
+          <w:noProof/>
+          <w:sz w:val="28"/>
+          <w:szCs w:val="28"/>
+        </w:rPr>
+        <w:drawing>
+          <wp:inline distT="0" distB="0" distL="0" distR="0" wp14:anchorId="407F3022" wp14:editId="3C3F2017">
+            <wp:extent cx="5940425" cy="2370455"/>
+            <wp:effectExtent l="0" t="0" r="3175" b="0"/>
+            <wp:docPr id="5" name="Рисунок 5"/>
+            <wp:cNvGraphicFramePr>
+              <a:graphicFrameLocks xmlns:a="http://schemas.openxmlformats.org/drawingml/2006/main" noChangeAspect="1"/>
+            </wp:cNvGraphicFramePr>
+            <a:graphic xmlns:a="http://schemas.openxmlformats.org/drawingml/2006/main">
+              <a:graphicData uri="http://schemas.openxmlformats.org/drawingml/2006/picture">
+                <pic:pic xmlns:pic="http://schemas.openxmlformats.org/drawingml/2006/picture">
+                  <pic:nvPicPr>
+                    <pic:cNvPr id="0" name="Рисунок 10"/>
+                    <pic:cNvPicPr>
+                      <a:picLocks noChangeAspect="1" noChangeArrowheads="1"/>
+                    </pic:cNvPicPr>
+                  </pic:nvPicPr>
+                  <pic:blipFill>
+                    <a:blip r:embed="rId36" cstate="print">
+                      <a:extLst>
+                        <a:ext uri="{28A0092B-C50C-407E-A947-70E740481C1C}">
+                          <a14:useLocalDpi xmlns:a14="http://schemas.microsoft.com/office/drawing/2010/main" val="0"/>
+                        </a:ext>
+                      </a:extLst>
+                    </a:blip>
+                    <a:srcRect/>
+                    <a:stretch>
+                      <a:fillRect/>
+                    </a:stretch>
+                  </pic:blipFill>
+                  <pic:spPr bwMode="auto">
+                    <a:xfrm>
+                      <a:off x="0" y="0"/>
+                      <a:ext cx="5940425" cy="2370455"/>
+                    </a:xfrm>
+                    <a:prstGeom prst="rect">
+                      <a:avLst/>
+                    </a:prstGeom>
+                    <a:noFill/>
+                    <a:ln>
+                      <a:noFill/>
+                    </a:ln>
+                  </pic:spPr>
+                </pic:pic>
+              </a:graphicData>
+            </a:graphic>
+          </wp:inline>
+        </w:drawing>
+      </w:r>
+    </w:p>
+    <w:p>
+      <w:pPr>
+        <w:spacing w:after="0" w:line="360" w:lineRule="auto"/>
+        <w:ind w:firstLine="709"/>
+        <w:rPr>
+          <w:rFonts w:ascii="Times New Roman" w:hAnsi="Times New Roman" w:cs="Times New Roman"/>
+          <w:sz w:val="28"/>
+          <w:szCs w:val="28"/>
+          <w:lang w:val="en-US"/>
+        </w:rPr>
+      </w:pPr>
+      <w:r>
+        <w:rPr>
+          <w:rFonts w:ascii="Times New Roman" w:hAnsi="Times New Roman" w:cs="Times New Roman"/>
+          <w:sz w:val="28"/>
+          <w:szCs w:val="28"/>
+        </w:rPr>
+        <w:t xml:space="preserve">Листинг </w:t>
+      </w:r>
+      <w:r>
+        <w:rPr>
+          <w:rFonts w:ascii="Times New Roman" w:hAnsi="Times New Roman" w:cs="Times New Roman"/>
+          <w:sz w:val="28"/>
+          <w:szCs w:val="28"/>
+          <w:lang w:val="en-US"/>
+        </w:rPr>
+        <w:t>views.py</w:t>
+      </w:r>
+    </w:p>
+    <w:p>
+      <w:pPr>
+        <w:spacing w:after="0" w:line="360" w:lineRule="auto"/>
+        <w:ind w:firstLine="709"/>
+        <w:rPr>
+          <w:rFonts w:ascii="Times New Roman" w:hAnsi="Times New Roman" w:cs="Times New Roman"/>
+          <w:sz w:val="28"/>
+          <w:szCs w:val="28"/>
+          <w:lang w:val="en-US"/>
+        </w:rPr>
+      </w:pPr>
+      <w:r>
+        <w:rPr>
+          <w:rFonts w:ascii="Times New Roman" w:hAnsi="Times New Roman" w:cs="Times New Roman"/>
+          <w:noProof/>
+          <w:sz w:val="28"/>
+          <w:szCs w:val="28"/>
+          <w:lang w:val="en-US"/>
+        </w:rPr>
+        <w:drawing>
+          <wp:inline distT="0" distB="0" distL="0" distR="0" wp14:anchorId="6A666616" wp14:editId="00D26131">
+            <wp:extent cx="5940425" cy="2494280"/>
+            <wp:effectExtent l="0" t="0" r="3175" b="1270"/>
+            <wp:docPr id="4" name="Рисунок 4"/>
+            <wp:cNvGraphicFramePr>
+              <a:graphicFrameLocks xmlns:a="http://schemas.openxmlformats.org/drawingml/2006/main" noChangeAspect="1"/>
+            </wp:cNvGraphicFramePr>
+            <a:graphic xmlns:a="http://schemas.openxmlformats.org/drawingml/2006/main">
+              <a:graphicData uri="http://schemas.openxmlformats.org/drawingml/2006/picture">
+                <pic:pic xmlns:pic="http://schemas.openxmlformats.org/drawingml/2006/picture">
+                  <pic:nvPicPr>
+                    <pic:cNvPr id="0" name="Рисунок 11"/>
+                    <pic:cNvPicPr>
+                      <a:picLocks noChangeAspect="1" noChangeArrowheads="1"/>
+                    </pic:cNvPicPr>
+                  </pic:nvPicPr>
+                  <pic:blipFill>
+                    <a:blip r:embed="rId37">
+                      <a:extLst>
+                        <a:ext uri="{28A0092B-C50C-407E-A947-70E740481C1C}">
+                          <a14:useLocalDpi xmlns:a14="http://schemas.microsoft.com/office/drawing/2010/main" val="0"/>
+                        </a:ext>
+                      </a:extLst>
+                    </a:blip>
+                    <a:srcRect/>
+                    <a:stretch>
+                      <a:fillRect/>
+                    </a:stretch>
+                  </pic:blipFill>
+                  <pic:spPr bwMode="auto">
+                    <a:xfrm>
+                      <a:off x="0" y="0"/>
+                      <a:ext cx="5940425" cy="2494280"/>
+                    </a:xfrm>
+                    <a:prstGeom prst="rect">
+                      <a:avLst/>
+                    </a:prstGeom>
+                    <a:noFill/>
+                    <a:ln>
+                      <a:noFill/>
+                    </a:ln>
+                  </pic:spPr>
+                </pic:pic>
+              </a:graphicData>
+            </a:graphic>
+          </wp:inline>
+        </w:drawing>
+      </w:r>
+    </w:p>
+    <w:p>
+      <w:pPr>
+        <w:spacing w:after="0" w:line="360" w:lineRule="auto"/>
+        <w:ind w:firstLine="709"/>
+        <w:rPr>
+          <w:rFonts w:ascii="Times New Roman" w:hAnsi="Times New Roman" w:cs="Times New Roman"/>
+          <w:sz w:val="28"/>
+          <w:szCs w:val="28"/>
+          <w:lang w:val="en-US"/>
+        </w:rPr>
+      </w:pPr>
+    </w:p>
+    <w:p>
+      <w:pPr>
+        <w:spacing w:after="0" w:line="360" w:lineRule="auto"/>
+        <w:ind w:firstLine="709"/>
+        <w:rPr>
+          <w:rFonts w:ascii="Times New Roman" w:hAnsi="Times New Roman" w:cs="Times New Roman"/>
+          <w:sz w:val="28"/>
+          <w:szCs w:val="28"/>
+          <w:lang w:val="en-US"/>
+        </w:rPr>
+      </w:pPr>
+      <w:r>
+        <w:rPr>
+          <w:rFonts w:ascii="Times New Roman" w:hAnsi="Times New Roman" w:cs="Times New Roman"/>
+          <w:sz w:val="28"/>
+          <w:szCs w:val="28"/>
+        </w:rPr>
+        <w:t xml:space="preserve">Листинг </w:t>
+      </w:r>
+      <w:r>
+        <w:rPr>
+          <w:rFonts w:ascii="Times New Roman" w:hAnsi="Times New Roman" w:cs="Times New Roman"/>
+          <w:sz w:val="28"/>
+          <w:szCs w:val="28"/>
+          <w:lang w:val="en-US"/>
+        </w:rPr>
+        <w:t>index.html</w:t>
+      </w:r>
+    </w:p>
+    <w:p>
+      <w:pPr>
+        <w:spacing w:after="0" w:line="360" w:lineRule="auto"/>
+        <w:ind w:firstLine="709"/>
+        <w:rPr>
+          <w:rFonts w:ascii="Times New Roman" w:hAnsi="Times New Roman" w:cs="Times New Roman"/>
+          <w:sz w:val="28"/>
+          <w:szCs w:val="28"/>
+        </w:rPr>
+      </w:pPr>
+      <w:r>
+        <w:rPr>
+          <w:rFonts w:ascii="Times New Roman" w:hAnsi="Times New Roman" w:cs="Times New Roman"/>
+          <w:noProof/>
+          <w:sz w:val="28"/>
+          <w:szCs w:val="28"/>
+          <w:lang w:val="en-US"/>
+        </w:rPr>
+        <w:drawing>
+          <wp:inline distT="0" distB="0" distL="0" distR="0" wp14:anchorId="75673CBF" wp14:editId="4602C3A0">
+            <wp:extent cx="5934075" cy="4714875"/>
+            <wp:effectExtent l="0" t="0" r="9525" b="9525"/>
+            <wp:docPr id="3" name="Рисунок 3"/>
+            <wp:cNvGraphicFramePr>
+              <a:graphicFrameLocks xmlns:a="http://schemas.openxmlformats.org/drawingml/2006/main" noChangeAspect="1"/>
+            </wp:cNvGraphicFramePr>
+            <a:graphic xmlns:a="http://schemas.openxmlformats.org/drawingml/2006/main">
+              <a:graphicData uri="http://schemas.openxmlformats.org/drawingml/2006/picture">
+                <pic:pic xmlns:pic="http://schemas.openxmlformats.org/drawingml/2006/picture">
+                  <pic:nvPicPr>
+                    <pic:cNvPr id="0" name="Рисунок 13"/>
+                    <pic:cNvPicPr>
+                      <a:picLocks noChangeAspect="1" noChangeArrowheads="1"/>
+                    </pic:cNvPicPr>
+                  </pic:nvPicPr>
+                  <pic:blipFill>
+                    <a:blip r:embed="rId38">
+                      <a:extLst>
+                        <a:ext uri="{28A0092B-C50C-407E-A947-70E740481C1C}">
+                          <a14:useLocalDpi xmlns:a14="http://schemas.microsoft.com/office/drawing/2010/main" val="0"/>
+                        </a:ext>
+                      </a:extLst>
+                    </a:blip>
+                    <a:srcRect/>
+                    <a:stretch>
+                      <a:fillRect/>
+                    </a:stretch>
+                  </pic:blipFill>
+                  <pic:spPr bwMode="auto">
+                    <a:xfrm>
+                      <a:off x="0" y="0"/>
+                      <a:ext cx="5934075" cy="4714875"/>
+                    </a:xfrm>
+                    <a:prstGeom prst="rect">
+                      <a:avLst/>
+                    </a:prstGeom>
+                    <a:noFill/>
+                    <a:ln>
+                      <a:noFill/>
+                    </a:ln>
+                  </pic:spPr>
+                </pic:pic>
+              </a:graphicData>
+            </a:graphic>
+          </wp:inline>
+        </w:drawing>
+      </w:r>
+    </w:p>
+    <w:p>
+      <w:pPr>
+        <w:spacing w:after="0" w:line="360" w:lineRule="auto"/>
+        <w:ind w:firstLine="709"/>
+        <w:rPr>
+          <w:rStyle w:val="fontstyle01"/>
+        </w:rPr>
+      </w:pPr>
+    </w:p>
+    <w:p>
+      <w:pPr>
+        <w:spacing w:after="0" w:line="360" w:lineRule="auto"/>
+        <w:ind w:firstLine="709"/>
+        <w:rPr>
+          <w:rStyle w:val="fontstyle01"/>
+        </w:rPr>
+      </w:pPr>
+    </w:p>
+    <w:p>
+      <w:pPr>
+        <w:spacing w:after="0" w:line="360" w:lineRule="auto"/>
+        <w:ind w:firstLine="709"/>
+        <w:rPr>
+          <w:rStyle w:val="fontstyle01"/>
+        </w:rPr>
+      </w:pPr>
+    </w:p>
+    <w:p>
+      <w:pPr>
+        <w:spacing w:after="0" w:line="360" w:lineRule="auto"/>
+        <w:ind w:firstLine="709"/>
+        <w:rPr>
+          <w:rStyle w:val="fontstyle01"/>
+        </w:rPr>
+      </w:pPr>
+    </w:p>
+    <w:p>
+      <w:pPr>
+        <w:spacing w:after="0" w:line="360" w:lineRule="auto"/>
+        <w:ind w:firstLine="709"/>
+        <w:rPr>
+          <w:rStyle w:val="fontstyle01"/>
+        </w:rPr>
+      </w:pPr>
+    </w:p>
+    <w:p>
+      <w:pPr>
+        <w:spacing w:after="0" w:line="360" w:lineRule="auto"/>
+        <w:ind w:firstLine="709"/>
+        <w:rPr>
+          <w:rStyle w:val="fontstyle01"/>
+        </w:rPr>
+      </w:pPr>
+    </w:p>
+    <w:p>
+      <w:pPr>
+        <w:spacing w:after="0" w:line="360" w:lineRule="auto"/>
+        <w:ind w:firstLine="709"/>
+        <w:rPr>
+          <w:rStyle w:val="fontstyle01"/>
+        </w:rPr>
+      </w:pPr>
+    </w:p>
+    <w:p>
+      <w:pPr>
+        <w:spacing w:after="0" w:line="360" w:lineRule="auto"/>
+        <w:ind w:firstLine="709"/>
+        <w:rPr>
+          <w:rStyle w:val="fontstyle01"/>
+        </w:rPr>
+      </w:pPr>
+    </w:p>
+    <w:p>
+      <w:pPr>
+        <w:spacing w:after="0" w:line="360" w:lineRule="auto"/>
+        <w:ind w:firstLine="709"/>
+        <w:rPr>
+          <w:rStyle w:val="fontstyle01"/>
+        </w:rPr>
+      </w:pPr>
+    </w:p>
+    <w:p>
+      <w:pPr>
+        <w:spacing w:after="0" w:line="360" w:lineRule="auto"/>
+        <w:ind w:firstLine="709"/>
+        <w:rPr>
+          <w:rStyle w:val="fontstyle01"/>
+        </w:rPr>
+      </w:pPr>
+    </w:p>
+    <w:p>
+      <w:pPr>
+        <w:spacing w:after="0" w:line="360" w:lineRule="auto"/>
+        <w:ind w:firstLine="709"/>
+        <w:rPr>
+          <w:rStyle w:val="fontstyle01"/>
+        </w:rPr>
+      </w:pPr>
+    </w:p>
+    <w:p>
+      <w:pPr>
+        <w:spacing w:after="0" w:line="360" w:lineRule="auto"/>
+        <w:ind w:firstLine="709"/>
+        <w:rPr>
+          <w:rFonts w:ascii="Times New Roman" w:hAnsi="Times New Roman" w:cs="Times New Roman"/>
+          <w:sz w:val="28"/>
+          <w:szCs w:val="28"/>
+        </w:rPr>
+      </w:pPr>
+      <w:r>
+        <w:rPr>
+          <w:rStyle w:val="fontstyle01"/>
+        </w:rPr>
+        <w:lastRenderedPageBreak/>
+        <w:t xml:space="preserve">Удаляем все неработающие контейнеры и образы, с ними связанные, командой </w:t>
+      </w:r>
+      <w:proofErr w:type="spellStart"/>
+      <w:r>
+        <w:rPr>
+          <w:rStyle w:val="fontstyle21"/>
+        </w:rPr>
+        <w:t>docker</w:t>
+      </w:r>
+      <w:proofErr w:type="spellEnd"/>
+      <w:r>
+        <w:rPr>
+          <w:rStyle w:val="fontstyle21"/>
+        </w:rPr>
+        <w:t xml:space="preserve"> </w:t>
+      </w:r>
+      <w:proofErr w:type="spellStart"/>
+      <w:r>
+        <w:rPr>
+          <w:rStyle w:val="fontstyle21"/>
+        </w:rPr>
+        <w:t>system</w:t>
+      </w:r>
+      <w:proofErr w:type="spellEnd"/>
+      <w:r>
+        <w:rPr>
+          <w:rStyle w:val="fontstyle21"/>
+        </w:rPr>
+        <w:t xml:space="preserve"> </w:t>
+      </w:r>
+      <w:proofErr w:type="spellStart"/>
+      <w:r>
+        <w:rPr>
+          <w:rStyle w:val="fontstyle21"/>
+        </w:rPr>
+        <w:t>prune</w:t>
+      </w:r>
+      <w:proofErr w:type="spellEnd"/>
+      <w:r>
+        <w:rPr>
+          <w:rStyle w:val="fontstyle21"/>
+        </w:rPr>
+        <w:t xml:space="preserve"> --</w:t>
+      </w:r>
+      <w:proofErr w:type="spellStart"/>
+      <w:r>
+        <w:rPr>
+          <w:rStyle w:val="fontstyle21"/>
+        </w:rPr>
+        <w:t>all</w:t>
+      </w:r>
+      <w:proofErr w:type="spellEnd"/>
+      <w:r>
+        <w:rPr>
+          <w:rStyle w:val="fontstyle01"/>
+        </w:rPr>
+        <w:t>.</w:t>
+      </w:r>
+    </w:p>
+    <w:p>
+      <w:pPr>
+        <w:spacing w:after="0" w:line="360" w:lineRule="auto"/>
+        <w:ind w:firstLine="709"/>
+        <w:rPr>
+          <w:rFonts w:ascii="Times New Roman" w:hAnsi="Times New Roman" w:cs="Times New Roman"/>
+          <w:sz w:val="28"/>
+          <w:szCs w:val="28"/>
+          <w:lang w:val="en-US"/>
+        </w:rPr>
+      </w:pPr>
+      <w:r>
+        <w:rPr>
+          <w:rFonts w:ascii="Times New Roman" w:hAnsi="Times New Roman" w:cs="Times New Roman"/>
+          <w:noProof/>
+          <w:sz w:val="28"/>
+          <w:szCs w:val="28"/>
+          <w:lang w:val="en-US"/>
+        </w:rPr>
+        <w:drawing>
+          <wp:inline distT="0" distB="0" distL="0" distR="0" wp14:anchorId="149254AA" wp14:editId="2CBEAC6C">
+            <wp:extent cx="5934075" cy="6696075"/>
+            <wp:effectExtent l="0" t="0" r="9525" b="9525"/>
+            <wp:docPr id="2" name="Рисунок 2"/>
+            <wp:cNvGraphicFramePr>
+              <a:graphicFrameLocks xmlns:a="http://schemas.openxmlformats.org/drawingml/2006/main" noChangeAspect="1"/>
+            </wp:cNvGraphicFramePr>
+            <a:graphic xmlns:a="http://schemas.openxmlformats.org/drawingml/2006/main">
+              <a:graphicData uri="http://schemas.openxmlformats.org/drawingml/2006/picture">
+                <pic:pic xmlns:pic="http://schemas.openxmlformats.org/drawingml/2006/picture">
+                  <pic:nvPicPr>
+                    <pic:cNvPr id="0" name="Рисунок 14"/>
+                    <pic:cNvPicPr>
+                      <a:picLocks noChangeAspect="1" noChangeArrowheads="1"/>
+                    </pic:cNvPicPr>
+                  </pic:nvPicPr>
+                  <pic:blipFill>
+                    <a:blip r:embed="rId39">
+                      <a:extLst>
+                        <a:ext uri="{28A0092B-C50C-407E-A947-70E740481C1C}">
+                          <a14:useLocalDpi xmlns:a14="http://schemas.microsoft.com/office/drawing/2010/main" val="0"/>
+                        </a:ext>
+                      </a:extLst>
+                    </a:blip>
+                    <a:srcRect/>
+                    <a:stretch>
+                      <a:fillRect/>
+                    </a:stretch>
+                  </pic:blipFill>
+                  <pic:spPr bwMode="auto">
+                    <a:xfrm>
+                      <a:off x="0" y="0"/>
+                      <a:ext cx="5934075" cy="6696075"/>
+                    </a:xfrm>
+                    <a:prstGeom prst="rect">
+                      <a:avLst/>
+                    </a:prstGeom>
+                    <a:noFill/>
+                    <a:ln>
+                      <a:noFill/>
+                    </a:ln>
+                  </pic:spPr>
+                </pic:pic>
+              </a:graphicData>
+            </a:graphic>
+          </wp:inline>
+        </w:drawing>
+      </w:r>
+    </w:p>
+    <w:p>
+      <w:pPr>
+        <w:spacing w:after="0" w:line="360" w:lineRule="auto"/>
+        <w:ind w:firstLine="709"/>
+        <w:rPr>
+          <w:rFonts w:ascii="Times New Roman" w:hAnsi="Times New Roman" w:cs="Times New Roman"/>
+          <w:sz w:val="28"/>
+          <w:szCs w:val="28"/>
+        </w:rPr>
+      </w:pPr>
+      <w:r>
+        <w:rPr>
+          <w:rFonts w:ascii="Times New Roman" w:hAnsi="Times New Roman" w:cs="Times New Roman"/>
+          <w:sz w:val="28"/>
+          <w:szCs w:val="28"/>
+        </w:rPr>
+        <w:t>Ссылка:</w:t>
+      </w:r>
+    </w:p>
+    <w:p>
+      <w:pPr>
+        <w:spacing w:after="0" w:line="360" w:lineRule="auto"/>
+        <w:ind w:firstLine="709"/>
+        <w:rPr>
+          <w:rFonts w:ascii="Times New Roman" w:hAnsi="Times New Roman" w:cs="Times New Roman"/>
+          <w:sz w:val="28"/>
+          <w:szCs w:val="28"/>
+          <w:lang w:val="en-US"/>
+        </w:rPr>
+      </w:pPr>
+      <w:hyperlink r:id="rId40" w:history="1">
+        <w:r>
+          <w:rPr>
+            <w:rStyle w:val="a5"/>
+            <w:lang w:val="en-US"/>
+          </w:rPr>
+          <w:t>LABS/LAB4 at main · Liri3d/LABS</w:t>
+        </w:r>
+      </w:hyperlink>
+    </w:p>
+    <w:p>
+      <w:pPr>
+        <w:spacing w:after="0" w:line="276" w:lineRule="auto"/>
+        <w:ind w:firstLine="709"/>
+        <w:jc w:val="both"/>
+        <w:rPr>
+          <w:rFonts w:ascii="Times New Roman" w:hAnsi="Times New Roman" w:cs="Times New Roman"/>
+          <w:sz w:val="28"/>
+          <w:szCs w:val="28"/>
+          <w:lang w:val="en-US"/>
         </w:rPr>
       </w:pPr>
     </w:p>
@@ -2476,6 +3615,7 @@
           <w:sz w:val="28"/>
           <w:szCs w:val="28"/>
         </w:rPr>
+        <w:lastRenderedPageBreak/>
         <w:t xml:space="preserve">Как создать и запустить </w:t>
       </w:r>
       <w:proofErr w:type="spellStart"/>
@@ -3026,7 +4166,6 @@
           <w:sz w:val="28"/>
           <w:szCs w:val="28"/>
         </w:rPr>
-        <w:lastRenderedPageBreak/>
         <w:t>Выводы:</w:t>
       </w:r>
     </w:p>
@@ -3167,15 +4306,7 @@
           <w:sz w:val="28"/>
           <w:szCs w:val="28"/>
         </w:rPr>
-        <w:t>б</w:t>
-      </w:r>
-      <w:r>
-        <w:rPr>
-          <w:rFonts w:ascii="Times New Roman" w:hAnsi="Times New Roman" w:cs="Times New Roman"/>
-          <w:sz w:val="28"/>
-          <w:szCs w:val="28"/>
-        </w:rPr>
-        <w:t xml:space="preserve">ыл разработан </w:t>
+        <w:t xml:space="preserve">был разработан </w:t>
       </w:r>
       <w:proofErr w:type="spellStart"/>
       <w:r>
@@ -3221,15 +4352,7 @@
           <w:sz w:val="28"/>
           <w:szCs w:val="28"/>
         </w:rPr>
-        <w:t>с</w:t>
-      </w:r>
-      <w:r>
-        <w:rPr>
-          <w:rFonts w:ascii="Times New Roman" w:hAnsi="Times New Roman" w:cs="Times New Roman"/>
-          <w:sz w:val="28"/>
-          <w:szCs w:val="28"/>
-        </w:rPr>
-        <w:t xml:space="preserve">оздан файл </w:t>
+        <w:t xml:space="preserve">создан файл </w:t>
       </w:r>
       <w:proofErr w:type="spellStart"/>
       <w:r>
@@ -3267,15 +4390,7 @@
           <w:sz w:val="28"/>
           <w:szCs w:val="28"/>
         </w:rPr>
-        <w:t>о</w:t>
-      </w:r>
-      <w:r>
-        <w:rPr>
-          <w:rFonts w:ascii="Times New Roman" w:hAnsi="Times New Roman" w:cs="Times New Roman"/>
-          <w:sz w:val="28"/>
-          <w:szCs w:val="28"/>
-        </w:rPr>
-        <w:t xml:space="preserve">браз приложения был собран, протестирован локально и загружен в публичный репозиторий </w:t>
+        <w:t xml:space="preserve">образ приложения был собран, протестирован локально и загружен в публичный репозиторий </w:t>
       </w:r>
       <w:proofErr w:type="spellStart"/>
       <w:r>
@@ -3327,7 +4442,17 @@
           <w:sz w:val="28"/>
           <w:szCs w:val="28"/>
         </w:rPr>
-        <w:t xml:space="preserve">В результате работы </w:t>
+        <w:t>В результате рабо</w:t>
+      </w:r>
+      <w:bookmarkStart w:id="0" w:name="_GoBack"/>
+      <w:bookmarkEnd w:id="0"/>
+      <w:r>
+        <w:rPr>
+          <w:rFonts w:ascii="Times New Roman" w:hAnsi="Times New Roman" w:cs="Times New Roman"/>
+          <w:sz w:val="28"/>
+          <w:szCs w:val="28"/>
+        </w:rPr>
+        <w:t xml:space="preserve">ты </w:t>
       </w:r>
       <w:r>
         <w:rPr>
@@ -5056,7 +6181,7 @@
 </file>
 
 <file path=customXml/itemProps1.xml><?xml version="1.0" encoding="utf-8"?>
-<ds:datastoreItem xmlns:ds="http://schemas.openxmlformats.org/officeDocument/2006/customXml" ds:itemID="{81BC784D-8A73-49E7-9F17-D3F706C91E10}">
+<ds:datastoreItem xmlns:ds="http://schemas.openxmlformats.org/officeDocument/2006/customXml" ds:itemID="{E505707D-6DD5-4045-877B-9C44CD95D7B8}">
   <ds:schemaRefs>
     <ds:schemaRef ds:uri="http://schemas.openxmlformats.org/officeDocument/2006/bibliography"/>
   </ds:schemaRefs>
